--- a/QTQLĐT&HTQT03/QTQLĐT&HTQT03BM36.docx
+++ b/QTQLĐT&HTQT03/QTQLĐT&HTQT03BM36.docx
@@ -1,8 +1,1819 @@
 
 <file path=word/document.xml><?xml version="1.0" encoding="utf-8"?>
-<w:document xmlns:wpc="http://schemas.microsoft.com/office/word/2010/wordprocessingCanvas" xmlns:cx="http://schemas.microsoft.com/office/drawing/2014/chartex" xmlns:cx1="http://schemas.microsoft.com/office/drawing/2015/9/8/chartex" xmlns:cx2="http://schemas.microsoft.com/office/drawing/2015/10/21/chartex" xmlns:cx3="http://schemas.microsoft.com/office/drawing/2016/5/9/chartex" xmlns:cx4="http://schemas.microsoft.com/office/drawing/2016/5/10/chartex" xmlns:cx5="http://schemas.microsoft.com/office/drawing/2016/5/11/chartex" xmlns:cx6="http://schemas.microsoft.com/office/drawing/2016/5/12/chartex" xmlns:cx7="http://schemas.microsoft.com/office/drawing/2016/5/13/chartex" xmlns:cx8="http://schemas.microsoft.com/office/drawing/2016/5/14/chartex" xmlns:mc="http://schemas.openxmlformats.org/markup-compatibility/2006" xmlns:aink="http://schemas.microsoft.com/office/drawing/2016/ink" xmlns:am3d="http://schemas.microsoft.com/office/drawing/2017/model3d" xmlns:o="urn:schemas-microsoft-com:office:office" xmlns:oel="http://schemas.microsoft.com/office/2019/extlst" xmlns:r="http://schemas.openxmlformats.org/officeDocument/2006/relationships" xmlns:m="http://schemas.openxmlformats.org/officeDocument/2006/math" xmlns:v="urn:schemas-microsoft-com:vml" xmlns:wp14="http://schemas.microsoft.com/office/word/2010/wordprocessingDrawing" xmlns:wp="http://schemas.openxmlformats.org/drawingml/2006/wordprocessingDrawing" xmlns:w10="urn:schemas-microsoft-com:office:word" xmlns:w="http://schemas.openxmlformats.org/wordprocessingml/2006/main" xmlns:w14="http://schemas.microsoft.com/office/word/2010/wordml" xmlns:w15="http://schemas.microsoft.com/office/word/2012/wordml" xmlns:w16cex="http://schemas.microsoft.com/office/word/2018/wordml/cex" xmlns:w16cid="http://schemas.microsoft.com/office/word/2016/wordml/cid" xmlns:w16="http://schemas.microsoft.com/office/word/2018/wordml" xmlns:w16sdtdh="http://schemas.microsoft.com/office/word/2020/wordml/sdtdatahash" xmlns:w16se="http://schemas.microsoft.com/office/word/2015/wordml/symex" xmlns:wpg="http://schemas.microsoft.com/office/word/2010/wordprocessingGroup" xmlns:wpi="http://schemas.microsoft.com/office/word/2010/wordprocessingInk" xmlns:wne="http://schemas.microsoft.com/office/word/2006/wordml" xmlns:wps="http://schemas.microsoft.com/office/word/2010/wordprocessingShape" mc:Ignorable="w14 w15 w16se w16cid w16 w16cex w16sdtdh wp14">
+<w:document xmlns:wpc="http://schemas.microsoft.com/office/word/2010/wordprocessingCanvas" xmlns:cx="http://schemas.microsoft.com/office/drawing/2014/chartex" xmlns:cx1="http://schemas.microsoft.com/office/drawing/2015/9/8/chartex" xmlns:cx2="http://schemas.microsoft.com/office/drawing/2015/10/21/chartex" xmlns:cx3="http://schemas.microsoft.com/office/drawing/2016/5/9/chartex" xmlns:cx4="http://schemas.microsoft.com/office/drawing/2016/5/10/chartex" xmlns:cx5="http://schemas.microsoft.com/office/drawing/2016/5/11/chartex" xmlns:cx6="http://schemas.microsoft.com/office/drawing/2016/5/12/chartex" xmlns:cx7="http://schemas.microsoft.com/office/drawing/2016/5/13/chartex" xmlns:cx8="http://schemas.microsoft.com/office/drawing/2016/5/14/chartex" xmlns:mc="http://schemas.openxmlformats.org/markup-compatibility/2006" xmlns:aink="http://schemas.microsoft.com/office/drawing/2016/ink" xmlns:am3d="http://schemas.microsoft.com/office/drawing/2017/model3d" xmlns:o="urn:schemas-microsoft-com:office:office" xmlns:oel="http://schemas.microsoft.com/office/2019/extlst" xmlns:r="http://schemas.openxmlformats.org/officeDocument/2006/relationships" xmlns:m="http://schemas.openxmlformats.org/officeDocument/2006/math" xmlns:v="urn:schemas-microsoft-com:vml" xmlns:wp14="http://schemas.microsoft.com/office/word/2010/wordprocessingDrawing" xmlns:wp="http://schemas.openxmlformats.org/drawingml/2006/wordprocessingDrawing" xmlns:w10="urn:schemas-microsoft-com:office:word" xmlns:w="http://schemas.openxmlformats.org/wordprocessingml/2006/main" xmlns:w14="http://schemas.microsoft.com/office/word/2010/wordml" xmlns:w15="http://schemas.microsoft.com/office/word/2012/wordml" xmlns:w16cex="http://schemas.microsoft.com/office/word/2018/wordml/cex" xmlns:w16cid="http://schemas.microsoft.com/office/word/2016/wordml/cid" xmlns:w16="http://schemas.microsoft.com/office/word/2018/wordml" xmlns:w16du="http://schemas.microsoft.com/office/word/2023/wordml/word16du" xmlns:w16sdtdh="http://schemas.microsoft.com/office/word/2020/wordml/sdtdatahash" xmlns:w16sdtfl="http://schemas.microsoft.com/office/word/2024/wordml/sdtformatlock" xmlns:w16se="http://schemas.microsoft.com/office/word/2015/wordml/symex" xmlns:wpg="http://schemas.microsoft.com/office/word/2010/wordprocessingGroup" xmlns:wpi="http://schemas.microsoft.com/office/word/2010/wordprocessingInk" xmlns:wne="http://schemas.microsoft.com/office/word/2006/wordml" xmlns:wps="http://schemas.microsoft.com/office/word/2010/wordprocessingShape" mc:Ignorable="w14 w15 w16se w16cid w16 w16cex w16sdtdh w16sdtfl w16du wp14">
   <w:body>
-    <w:p/>
+    <w:tbl>
+      <w:tblPr>
+        <w:tblpPr w:leftFromText="180" w:rightFromText="180" w:vertAnchor="text" w:horzAnchor="margin" w:tblpXSpec="center" w:tblpY="113"/>
+        <w:tblW w:w="9606" w:type="dxa"/>
+        <w:tblLook w:val="04A0" w:firstRow="1" w:lastRow="0" w:firstColumn="1" w:lastColumn="0" w:noHBand="0" w:noVBand="1"/>
+      </w:tblPr>
+      <w:tblGrid>
+        <w:gridCol w:w="3044"/>
+        <w:gridCol w:w="6562"/>
+      </w:tblGrid>
+      <w:tr>
+        <w:trPr>
+          <w:trHeight w:val="990"/>
+        </w:trPr>
+        <w:tc>
+          <w:tcPr>
+            <w:tcW w:w="3044" w:type="dxa"/>
+          </w:tcPr>
+          <w:p>
+            <w:pPr>
+              <w:shd w:val="clear" w:color="auto" w:fill="FFFFFF" w:themeFill="background1"/>
+              <w:spacing w:after="0" w:line="276" w:lineRule="auto"/>
+              <w:jc w:val="center"/>
+              <w:rPr>
+                <w:color w:val="000000" w:themeColor="text1"/>
+              </w:rPr>
+            </w:pPr>
+            <w:r>
+              <w:rPr>
+                <w:color w:val="000000" w:themeColor="text1"/>
+              </w:rPr>
+              <w:t>BỘ Y TẾ</w:t>
+            </w:r>
+          </w:p>
+          <w:p>
+            <w:pPr>
+              <w:shd w:val="clear" w:color="auto" w:fill="FFFFFF" w:themeFill="background1"/>
+              <w:spacing w:after="0" w:line="276" w:lineRule="auto"/>
+              <w:jc w:val="center"/>
+              <w:rPr>
+                <w:b/>
+                <w:color w:val="000000" w:themeColor="text1"/>
+                <w:lang w:val="vi-VN"/>
+              </w:rPr>
+            </w:pPr>
+            <w:r>
+              <w:rPr>
+                <w:b/>
+                <w:color w:val="000000" w:themeColor="text1"/>
+                <w:lang w:val="vi-VN"/>
+              </w:rPr>
+              <w:t xml:space="preserve">BỆNH VIỆN PHỤ SẢN </w:t>
+            </w:r>
+          </w:p>
+          <w:p>
+            <w:pPr>
+              <w:shd w:val="clear" w:color="auto" w:fill="FFFFFF" w:themeFill="background1"/>
+              <w:spacing w:after="0" w:line="276" w:lineRule="auto"/>
+              <w:jc w:val="center"/>
+              <w:rPr>
+                <w:color w:val="000000" w:themeColor="text1"/>
+                <w:sz w:val="26"/>
+                <w:szCs w:val="26"/>
+              </w:rPr>
+            </w:pPr>
+            <w:r>
+              <w:rPr>
+                <w:b/>
+                <w:noProof/>
+                <w:color w:val="000000" w:themeColor="text1"/>
+              </w:rPr>
+              <mc:AlternateContent>
+                <mc:Choice Requires="wps">
+                  <w:drawing>
+                    <wp:anchor distT="0" distB="0" distL="114300" distR="114300" simplePos="0" relativeHeight="251659264" behindDoc="0" locked="0" layoutInCell="1" allowOverlap="1" wp14:anchorId="2ECC6D14" wp14:editId="738163CA">
+                      <wp:simplePos x="0" y="0"/>
+                      <wp:positionH relativeFrom="column">
+                        <wp:posOffset>348615</wp:posOffset>
+                      </wp:positionH>
+                      <wp:positionV relativeFrom="paragraph">
+                        <wp:posOffset>162560</wp:posOffset>
+                      </wp:positionV>
+                      <wp:extent cx="1047750" cy="0"/>
+                      <wp:effectExtent l="0" t="0" r="19050" b="19050"/>
+                      <wp:wrapNone/>
+                      <wp:docPr id="27" name="Straight Arrow Connector 107"/>
+                      <wp:cNvGraphicFramePr>
+                        <a:graphicFrameLocks xmlns:a="http://schemas.openxmlformats.org/drawingml/2006/main"/>
+                      </wp:cNvGraphicFramePr>
+                      <a:graphic xmlns:a="http://schemas.openxmlformats.org/drawingml/2006/main">
+                        <a:graphicData uri="http://schemas.microsoft.com/office/word/2010/wordprocessingShape">
+                          <wps:wsp>
+                            <wps:cNvCnPr>
+                              <a:cxnSpLocks noChangeShapeType="1"/>
+                            </wps:cNvCnPr>
+                            <wps:spPr bwMode="auto">
+                              <a:xfrm>
+                                <a:off x="0" y="0"/>
+                                <a:ext cx="1047750" cy="0"/>
+                              </a:xfrm>
+                              <a:prstGeom prst="straightConnector1">
+                                <a:avLst/>
+                              </a:prstGeom>
+                              <a:noFill/>
+                              <a:ln w="9525">
+                                <a:solidFill>
+                                  <a:srgbClr val="000000"/>
+                                </a:solidFill>
+                                <a:round/>
+                                <a:headEnd/>
+                                <a:tailEnd/>
+                              </a:ln>
+                              <a:extLst>
+                                <a:ext uri="{909E8E84-426E-40DD-AFC4-6F175D3DCCD1}">
+                                  <a14:hiddenFill xmlns:a14="http://schemas.microsoft.com/office/drawing/2010/main">
+                                    <a:noFill/>
+                                  </a14:hiddenFill>
+                                </a:ext>
+                              </a:extLst>
+                            </wps:spPr>
+                            <wps:bodyPr/>
+                          </wps:wsp>
+                        </a:graphicData>
+                      </a:graphic>
+                      <wp14:sizeRelH relativeFrom="page">
+                        <wp14:pctWidth>0</wp14:pctWidth>
+                      </wp14:sizeRelH>
+                      <wp14:sizeRelV relativeFrom="page">
+                        <wp14:pctHeight>0</wp14:pctHeight>
+                      </wp14:sizeRelV>
+                    </wp:anchor>
+                  </w:drawing>
+                </mc:Choice>
+                <mc:Fallback>
+                  <w:pict>
+                    <v:shapetype w14:anchorId="6E93F238" id="_x0000_t32" coordsize="21600,21600" o:spt="32" o:oned="t" path="m,l21600,21600e" filled="f">
+                      <v:path arrowok="t" fillok="f" o:connecttype="none"/>
+                      <o:lock v:ext="edit" shapetype="t"/>
+                    </v:shapetype>
+                    <v:shape id="Straight Arrow Connector 107" o:spid="_x0000_s1026" type="#_x0000_t32" style="position:absolute;margin-left:27.45pt;margin-top:12.8pt;width:82.5pt;height:0;z-index:251659264;visibility:visible;mso-wrap-style:square;mso-width-percent:0;mso-height-percent:0;mso-wrap-distance-left:9pt;mso-wrap-distance-top:0;mso-wrap-distance-right:9pt;mso-wrap-distance-bottom:0;mso-position-horizontal:absolute;mso-position-horizontal-relative:text;mso-position-vertical:absolute;mso-position-vertical-relative:text;mso-width-percent:0;mso-height-percent:0;mso-width-relative:page;mso-height-relative:page" o:gfxdata="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"/>
+                  </w:pict>
+                </mc:Fallback>
+              </mc:AlternateContent>
+            </w:r>
+            <w:r>
+              <w:rPr>
+                <w:b/>
+                <w:color w:val="000000" w:themeColor="text1"/>
+              </w:rPr>
+              <w:t>TRUNG ƯƠNG</w:t>
+            </w:r>
+          </w:p>
+        </w:tc>
+        <w:tc>
+          <w:tcPr>
+            <w:tcW w:w="6562" w:type="dxa"/>
+          </w:tcPr>
+          <w:p>
+            <w:pPr>
+              <w:shd w:val="clear" w:color="auto" w:fill="FFFFFF" w:themeFill="background1"/>
+              <w:spacing w:after="0" w:line="276" w:lineRule="auto"/>
+              <w:jc w:val="center"/>
+              <w:rPr>
+                <w:b/>
+                <w:color w:val="000000" w:themeColor="text1"/>
+              </w:rPr>
+            </w:pPr>
+            <w:r>
+              <w:rPr>
+                <w:b/>
+                <w:color w:val="000000" w:themeColor="text1"/>
+              </w:rPr>
+              <w:t>CỘNG HÒA XÃ HỘI CHỦ NGHĨA VIỆT NAM</w:t>
+            </w:r>
+          </w:p>
+          <w:p>
+            <w:pPr>
+              <w:shd w:val="clear" w:color="auto" w:fill="FFFFFF" w:themeFill="background1"/>
+              <w:spacing w:after="0" w:line="276" w:lineRule="auto"/>
+              <w:jc w:val="center"/>
+              <w:rPr>
+                <w:b/>
+                <w:color w:val="000000" w:themeColor="text1"/>
+                <w:sz w:val="26"/>
+                <w:szCs w:val="26"/>
+              </w:rPr>
+            </w:pPr>
+            <w:r>
+              <w:rPr>
+                <w:b/>
+                <w:noProof/>
+                <w:color w:val="000000" w:themeColor="text1"/>
+                <w:sz w:val="26"/>
+                <w:szCs w:val="26"/>
+              </w:rPr>
+              <mc:AlternateContent>
+                <mc:Choice Requires="wps">
+                  <w:drawing>
+                    <wp:anchor distT="0" distB="0" distL="114300" distR="114300" simplePos="0" relativeHeight="251660288" behindDoc="0" locked="0" layoutInCell="1" allowOverlap="1" wp14:anchorId="45DE402F" wp14:editId="7A511207">
+                      <wp:simplePos x="0" y="0"/>
+                      <wp:positionH relativeFrom="column">
+                        <wp:posOffset>1036955</wp:posOffset>
+                      </wp:positionH>
+                      <wp:positionV relativeFrom="paragraph">
+                        <wp:posOffset>191135</wp:posOffset>
+                      </wp:positionV>
+                      <wp:extent cx="1962150" cy="0"/>
+                      <wp:effectExtent l="0" t="0" r="19050" b="19050"/>
+                      <wp:wrapNone/>
+                      <wp:docPr id="28" name="Straight Arrow Connector 106"/>
+                      <wp:cNvGraphicFramePr>
+                        <a:graphicFrameLocks xmlns:a="http://schemas.openxmlformats.org/drawingml/2006/main"/>
+                      </wp:cNvGraphicFramePr>
+                      <a:graphic xmlns:a="http://schemas.openxmlformats.org/drawingml/2006/main">
+                        <a:graphicData uri="http://schemas.microsoft.com/office/word/2010/wordprocessingShape">
+                          <wps:wsp>
+                            <wps:cNvCnPr>
+                              <a:cxnSpLocks noChangeShapeType="1"/>
+                            </wps:cNvCnPr>
+                            <wps:spPr bwMode="auto">
+                              <a:xfrm>
+                                <a:off x="0" y="0"/>
+                                <a:ext cx="1962150" cy="0"/>
+                              </a:xfrm>
+                              <a:prstGeom prst="straightConnector1">
+                                <a:avLst/>
+                              </a:prstGeom>
+                              <a:noFill/>
+                              <a:ln w="9525">
+                                <a:solidFill>
+                                  <a:srgbClr val="000000"/>
+                                </a:solidFill>
+                                <a:round/>
+                                <a:headEnd/>
+                                <a:tailEnd/>
+                              </a:ln>
+                              <a:extLst>
+                                <a:ext uri="{909E8E84-426E-40DD-AFC4-6F175D3DCCD1}">
+                                  <a14:hiddenFill xmlns:a14="http://schemas.microsoft.com/office/drawing/2010/main">
+                                    <a:noFill/>
+                                  </a14:hiddenFill>
+                                </a:ext>
+                              </a:extLst>
+                            </wps:spPr>
+                            <wps:bodyPr/>
+                          </wps:wsp>
+                        </a:graphicData>
+                      </a:graphic>
+                      <wp14:sizeRelH relativeFrom="page">
+                        <wp14:pctWidth>0</wp14:pctWidth>
+                      </wp14:sizeRelH>
+                      <wp14:sizeRelV relativeFrom="page">
+                        <wp14:pctHeight>0</wp14:pctHeight>
+                      </wp14:sizeRelV>
+                    </wp:anchor>
+                  </w:drawing>
+                </mc:Choice>
+                <mc:Fallback>
+                  <w:pict>
+                    <v:shape w14:anchorId="08F91662" id="Straight Arrow Connector 106" o:spid="_x0000_s1026" type="#_x0000_t32" style="position:absolute;margin-left:81.65pt;margin-top:15.05pt;width:154.5pt;height:0;z-index:251660288;visibility:visible;mso-wrap-style:square;mso-width-percent:0;mso-height-percent:0;mso-wrap-distance-left:9pt;mso-wrap-distance-top:0;mso-wrap-distance-right:9pt;mso-wrap-distance-bottom:0;mso-position-horizontal:absolute;mso-position-horizontal-relative:text;mso-position-vertical:absolute;mso-position-vertical-relative:text;mso-width-percent:0;mso-height-percent:0;mso-width-relative:page;mso-height-relative:page" o:gfxdata="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"/>
+                  </w:pict>
+                </mc:Fallback>
+              </mc:AlternateContent>
+            </w:r>
+            <w:r>
+              <w:rPr>
+                <w:b/>
+                <w:color w:val="000000" w:themeColor="text1"/>
+                <w:sz w:val="26"/>
+                <w:szCs w:val="26"/>
+              </w:rPr>
+              <w:t>Độc lập - Tự do - Hạnh phúc</w:t>
+            </w:r>
+          </w:p>
+          <w:p>
+            <w:pPr>
+              <w:shd w:val="clear" w:color="auto" w:fill="FFFFFF" w:themeFill="background1"/>
+              <w:spacing w:after="0" w:line="276" w:lineRule="auto"/>
+              <w:rPr>
+                <w:b/>
+                <w:color w:val="000000" w:themeColor="text1"/>
+                <w:sz w:val="26"/>
+                <w:szCs w:val="26"/>
+              </w:rPr>
+            </w:pPr>
+          </w:p>
+        </w:tc>
+      </w:tr>
+      <w:tr>
+        <w:tc>
+          <w:tcPr>
+            <w:tcW w:w="3044" w:type="dxa"/>
+          </w:tcPr>
+          <w:p>
+            <w:pPr>
+              <w:shd w:val="clear" w:color="auto" w:fill="FFFFFF" w:themeFill="background1"/>
+              <w:spacing w:after="0" w:line="276" w:lineRule="auto"/>
+              <w:jc w:val="center"/>
+              <w:rPr>
+                <w:color w:val="000000" w:themeColor="text1"/>
+                <w:sz w:val="26"/>
+                <w:szCs w:val="26"/>
+              </w:rPr>
+            </w:pPr>
+            <w:r>
+              <w:rPr>
+                <w:color w:val="000000" w:themeColor="text1"/>
+                <w:sz w:val="26"/>
+                <w:szCs w:val="26"/>
+              </w:rPr>
+              <w:t xml:space="preserve">Số: </w:t>
+            </w:r>
+            <w:r>
+              <w:rPr>
+                <w:color w:val="000000" w:themeColor="text1"/>
+                <w:sz w:val="26"/>
+                <w:szCs w:val="26"/>
+              </w:rPr>
+              <w:t>[[So]]</w:t>
+            </w:r>
+            <w:r>
+              <w:rPr>
+                <w:color w:val="000000" w:themeColor="text1"/>
+                <w:sz w:val="26"/>
+                <w:szCs w:val="26"/>
+              </w:rPr>
+              <w:t xml:space="preserve"> /TB-PSTW</w:t>
+            </w:r>
+          </w:p>
+        </w:tc>
+        <w:tc>
+          <w:tcPr>
+            <w:tcW w:w="6562" w:type="dxa"/>
+          </w:tcPr>
+          <w:p>
+            <w:pPr>
+              <w:shd w:val="clear" w:color="auto" w:fill="FFFFFF" w:themeFill="background1"/>
+              <w:spacing w:after="0" w:line="276" w:lineRule="auto"/>
+              <w:jc w:val="right"/>
+              <w:rPr>
+                <w:i/>
+                <w:color w:val="000000" w:themeColor="text1"/>
+                <w:sz w:val="26"/>
+                <w:szCs w:val="26"/>
+              </w:rPr>
+            </w:pPr>
+            <w:r>
+              <w:rPr>
+                <w:i/>
+                <w:color w:val="000000" w:themeColor="text1"/>
+                <w:sz w:val="26"/>
+                <w:szCs w:val="26"/>
+              </w:rPr>
+              <w:t xml:space="preserve">                       Hà Nội, </w:t>
+            </w:r>
+            <w:r>
+              <w:rPr>
+                <w:i/>
+                <w:color w:val="000000" w:themeColor="text1"/>
+                <w:sz w:val="26"/>
+                <w:szCs w:val="26"/>
+              </w:rPr>
+              <w:t>[[</w:t>
+            </w:r>
+            <w:r>
+              <w:rPr>
+                <w:i/>
+                <w:color w:val="000000" w:themeColor="text1"/>
+                <w:sz w:val="26"/>
+                <w:szCs w:val="26"/>
+              </w:rPr>
+              <w:t>NgayThangNamHienTaiDayDu</w:t>
+            </w:r>
+            <w:r>
+              <w:rPr>
+                <w:i/>
+                <w:color w:val="000000" w:themeColor="text1"/>
+                <w:sz w:val="26"/>
+                <w:szCs w:val="26"/>
+              </w:rPr>
+              <w:t>]]</w:t>
+            </w:r>
+            <w:r>
+              <w:rPr>
+                <w:i/>
+                <w:color w:val="000000" w:themeColor="text1"/>
+                <w:sz w:val="26"/>
+                <w:szCs w:val="26"/>
+              </w:rPr>
+              <w:t xml:space="preserve"> </w:t>
+            </w:r>
+          </w:p>
+        </w:tc>
+      </w:tr>
+    </w:tbl>
+    <w:p>
+      <w:pPr>
+        <w:shd w:val="clear" w:color="auto" w:fill="FFFFFF" w:themeFill="background1"/>
+        <w:spacing w:before="120" w:after="0" w:line="300" w:lineRule="auto"/>
+        <w:jc w:val="center"/>
+        <w:rPr>
+          <w:b/>
+          <w:color w:val="000000" w:themeColor="text1"/>
+          <w:sz w:val="26"/>
+          <w:szCs w:val="26"/>
+        </w:rPr>
+      </w:pPr>
+      <w:r>
+        <w:rPr>
+          <w:b/>
+          <w:color w:val="000000" w:themeColor="text1"/>
+          <w:sz w:val="26"/>
+          <w:szCs w:val="26"/>
+        </w:rPr>
+        <w:t>THÔNG BÁO</w:t>
+      </w:r>
+    </w:p>
+    <w:p>
+      <w:pPr>
+        <w:shd w:val="clear" w:color="auto" w:fill="FFFFFF" w:themeFill="background1"/>
+        <w:spacing w:before="120" w:after="0" w:line="300" w:lineRule="auto"/>
+        <w:jc w:val="center"/>
+        <w:rPr>
+          <w:b/>
+          <w:color w:val="000000" w:themeColor="text1"/>
+          <w:sz w:val="26"/>
+          <w:szCs w:val="26"/>
+        </w:rPr>
+      </w:pPr>
+      <w:r>
+        <w:rPr>
+          <w:b/>
+          <w:color w:val="000000" w:themeColor="text1"/>
+          <w:sz w:val="26"/>
+          <w:szCs w:val="26"/>
+        </w:rPr>
+        <w:t xml:space="preserve">Xét duyệt, thẩm định Kế hoạch đào tạo năm </w:t>
+      </w:r>
+      <w:r>
+        <w:rPr>
+          <w:b/>
+          <w:color w:val="000000" w:themeColor="text1"/>
+          <w:sz w:val="26"/>
+          <w:szCs w:val="26"/>
+        </w:rPr>
+        <w:t>[[]]</w:t>
+      </w:r>
+      <w:r>
+        <w:rPr>
+          <w:b/>
+          <w:color w:val="000000" w:themeColor="text1"/>
+          <w:sz w:val="26"/>
+          <w:szCs w:val="26"/>
+        </w:rPr>
+        <w:t xml:space="preserve"> của Bệnh viện</w:t>
+      </w:r>
+    </w:p>
+    <w:p>
+      <w:pPr>
+        <w:shd w:val="clear" w:color="auto" w:fill="FFFFFF" w:themeFill="background1"/>
+        <w:spacing w:before="120" w:after="0" w:line="300" w:lineRule="auto"/>
+        <w:ind w:firstLine="709"/>
+        <w:rPr>
+          <w:bCs/>
+          <w:color w:val="000000" w:themeColor="text1"/>
+          <w:sz w:val="26"/>
+          <w:szCs w:val="26"/>
+        </w:rPr>
+      </w:pPr>
+      <w:r>
+        <w:rPr>
+          <w:bCs/>
+          <w:color w:val="000000" w:themeColor="text1"/>
+          <w:sz w:val="26"/>
+          <w:szCs w:val="26"/>
+        </w:rPr>
+        <w:t xml:space="preserve">Để thẩm định, xét duyệt Kế hoạch đào tạo năm </w:t>
+      </w:r>
+      <w:r>
+        <w:rPr>
+          <w:bCs/>
+          <w:color w:val="000000" w:themeColor="text1"/>
+          <w:sz w:val="26"/>
+          <w:szCs w:val="26"/>
+        </w:rPr>
+        <w:t>[[Nam]]</w:t>
+      </w:r>
+      <w:r>
+        <w:rPr>
+          <w:bCs/>
+          <w:color w:val="000000" w:themeColor="text1"/>
+          <w:sz w:val="26"/>
+          <w:szCs w:val="26"/>
+        </w:rPr>
+        <w:t xml:space="preserve"> của Bệnh viện, Giám đốc bệnh viện đề nghị các khoa, phòng, trung tâm rà soát, bổ sung chi tiết Danh sách dự kiến đào tạo, bồi dưỡng năm </w:t>
+      </w:r>
+      <w:r>
+        <w:rPr>
+          <w:bCs/>
+          <w:color w:val="000000" w:themeColor="text1"/>
+          <w:sz w:val="26"/>
+          <w:szCs w:val="26"/>
+        </w:rPr>
+        <w:t>[[NamBoiDuong]]</w:t>
+      </w:r>
+      <w:r>
+        <w:rPr>
+          <w:bCs/>
+          <w:color w:val="000000" w:themeColor="text1"/>
+          <w:sz w:val="26"/>
+          <w:szCs w:val="26"/>
+        </w:rPr>
+        <w:t xml:space="preserve"> Của đơn vị mình theo biểu mẫu đính kèm, gửi về phòng Tổ chức cán bộ ( Cán bộ phụ trách: </w:t>
+      </w:r>
+      <w:r>
+        <w:rPr>
+          <w:bCs/>
+          <w:color w:val="000000" w:themeColor="text1"/>
+          <w:sz w:val="26"/>
+          <w:szCs w:val="26"/>
+        </w:rPr>
+        <w:t>[[CBPT]]</w:t>
+      </w:r>
+      <w:r>
+        <w:rPr>
+          <w:bCs/>
+          <w:color w:val="000000" w:themeColor="text1"/>
+          <w:sz w:val="26"/>
+          <w:szCs w:val="26"/>
+        </w:rPr>
+        <w:t>- SĐT:</w:t>
+      </w:r>
+      <w:r>
+        <w:rPr>
+          <w:bCs/>
+          <w:color w:val="000000" w:themeColor="text1"/>
+          <w:sz w:val="26"/>
+          <w:szCs w:val="26"/>
+        </w:rPr>
+        <w:t>[[SDTCanBo]]</w:t>
+      </w:r>
+      <w:r>
+        <w:rPr>
+          <w:bCs/>
+          <w:color w:val="000000" w:themeColor="text1"/>
+          <w:sz w:val="26"/>
+          <w:szCs w:val="26"/>
+        </w:rPr>
+        <w:t>).</w:t>
+      </w:r>
+    </w:p>
+    <w:p>
+      <w:pPr>
+        <w:shd w:val="clear" w:color="auto" w:fill="FFFFFF" w:themeFill="background1"/>
+        <w:spacing w:before="120" w:after="0" w:line="300" w:lineRule="auto"/>
+        <w:ind w:firstLine="709"/>
+        <w:rPr>
+          <w:bCs/>
+          <w:color w:val="000000" w:themeColor="text1"/>
+          <w:sz w:val="26"/>
+          <w:szCs w:val="26"/>
+        </w:rPr>
+      </w:pPr>
+      <w:r>
+        <w:rPr>
+          <w:bCs/>
+          <w:color w:val="000000" w:themeColor="text1"/>
+          <w:sz w:val="26"/>
+          <w:szCs w:val="26"/>
+        </w:rPr>
+        <w:t>Thời gian nhận:</w:t>
+      </w:r>
+      <w:r>
+        <w:rPr>
+          <w:bCs/>
+          <w:color w:val="000000" w:themeColor="text1"/>
+          <w:sz w:val="26"/>
+          <w:szCs w:val="26"/>
+        </w:rPr>
+        <w:t>[[ThoiGianXacNhan]]</w:t>
+      </w:r>
+    </w:p>
+    <w:p>
+      <w:pPr>
+        <w:shd w:val="clear" w:color="auto" w:fill="FFFFFF" w:themeFill="background1"/>
+        <w:spacing w:before="120" w:after="0" w:line="300" w:lineRule="auto"/>
+        <w:ind w:firstLine="709"/>
+        <w:rPr>
+          <w:bCs/>
+          <w:color w:val="000000" w:themeColor="text1"/>
+          <w:sz w:val="26"/>
+          <w:szCs w:val="26"/>
+        </w:rPr>
+      </w:pPr>
+      <w:r>
+        <w:rPr>
+          <w:bCs/>
+          <w:color w:val="000000" w:themeColor="text1"/>
+          <w:sz w:val="26"/>
+          <w:szCs w:val="26"/>
+        </w:rPr>
+        <w:t>Xin trân trọng cảm ơn./.</w:t>
+      </w:r>
+    </w:p>
+    <w:tbl>
+      <w:tblPr>
+        <w:tblStyle w:val="TableGrid"/>
+        <w:tblW w:w="0" w:type="auto"/>
+        <w:tblBorders>
+          <w:top w:val="none" w:sz="0" w:space="0" w:color="auto"/>
+          <w:left w:val="none" w:sz="0" w:space="0" w:color="auto"/>
+          <w:bottom w:val="none" w:sz="0" w:space="0" w:color="auto"/>
+          <w:right w:val="none" w:sz="0" w:space="0" w:color="auto"/>
+          <w:insideH w:val="none" w:sz="0" w:space="0" w:color="auto"/>
+          <w:insideV w:val="none" w:sz="0" w:space="0" w:color="auto"/>
+        </w:tblBorders>
+        <w:tblLook w:val="04A0" w:firstRow="1" w:lastRow="0" w:firstColumn="1" w:lastColumn="0" w:noHBand="0" w:noVBand="1"/>
+      </w:tblPr>
+      <w:tblGrid>
+        <w:gridCol w:w="3044"/>
+        <w:gridCol w:w="2986"/>
+        <w:gridCol w:w="3042"/>
+      </w:tblGrid>
+      <w:tr>
+        <w:tc>
+          <w:tcPr>
+            <w:tcW w:w="3096" w:type="dxa"/>
+          </w:tcPr>
+          <w:p>
+            <w:pPr>
+              <w:shd w:val="clear" w:color="auto" w:fill="FFFFFF" w:themeFill="background1"/>
+              <w:ind w:right="903"/>
+              <w:rPr>
+                <w:b/>
+                <w:i/>
+                <w:iCs/>
+                <w:color w:val="000000" w:themeColor="text1"/>
+                <w:sz w:val="26"/>
+                <w:szCs w:val="26"/>
+                <w:lang w:val="en-US"/>
+              </w:rPr>
+            </w:pPr>
+            <w:r>
+              <w:rPr>
+                <w:b/>
+                <w:i/>
+                <w:iCs/>
+                <w:color w:val="000000" w:themeColor="text1"/>
+                <w:sz w:val="26"/>
+                <w:szCs w:val="26"/>
+                <w:lang w:val="en-US"/>
+              </w:rPr>
+              <w:t>Nơi nhận:</w:t>
+            </w:r>
+          </w:p>
+          <w:p>
+            <w:pPr>
+              <w:pStyle w:val="ListParagraph"/>
+              <w:numPr>
+                <w:ilvl w:val="0"/>
+                <w:numId w:val="1"/>
+              </w:numPr>
+              <w:shd w:val="clear" w:color="auto" w:fill="FFFFFF" w:themeFill="background1"/>
+              <w:ind w:left="426" w:right="328" w:hanging="284"/>
+              <w:rPr>
+                <w:bCs/>
+                <w:i/>
+                <w:iCs/>
+                <w:color w:val="000000" w:themeColor="text1"/>
+                <w:sz w:val="26"/>
+                <w:szCs w:val="26"/>
+                <w:lang w:val="en-US"/>
+              </w:rPr>
+            </w:pPr>
+            <w:r>
+              <w:rPr>
+                <w:bCs/>
+                <w:i/>
+                <w:iCs/>
+                <w:color w:val="000000" w:themeColor="text1"/>
+                <w:sz w:val="26"/>
+                <w:szCs w:val="26"/>
+                <w:lang w:val="en-US"/>
+              </w:rPr>
+              <w:t>Các khoa, phòng, trung tâm;</w:t>
+            </w:r>
+          </w:p>
+          <w:p>
+            <w:pPr>
+              <w:pStyle w:val="ListParagraph"/>
+              <w:numPr>
+                <w:ilvl w:val="0"/>
+                <w:numId w:val="1"/>
+              </w:numPr>
+              <w:shd w:val="clear" w:color="auto" w:fill="FFFFFF" w:themeFill="background1"/>
+              <w:ind w:left="426" w:right="328" w:hanging="284"/>
+              <w:rPr>
+                <w:bCs/>
+                <w:i/>
+                <w:iCs/>
+                <w:color w:val="000000" w:themeColor="text1"/>
+                <w:sz w:val="26"/>
+                <w:szCs w:val="26"/>
+                <w:lang w:val="en-US"/>
+              </w:rPr>
+            </w:pPr>
+            <w:r>
+              <w:rPr>
+                <w:bCs/>
+                <w:i/>
+                <w:iCs/>
+                <w:color w:val="000000" w:themeColor="text1"/>
+                <w:sz w:val="26"/>
+                <w:szCs w:val="26"/>
+                <w:lang w:val="en-US"/>
+              </w:rPr>
+              <w:t>Lưu: VT, TCCB.</w:t>
+            </w:r>
+          </w:p>
+        </w:tc>
+        <w:tc>
+          <w:tcPr>
+            <w:tcW w:w="3097" w:type="dxa"/>
+          </w:tcPr>
+          <w:p>
+            <w:pPr>
+              <w:shd w:val="clear" w:color="auto" w:fill="FFFFFF" w:themeFill="background1"/>
+              <w:spacing w:before="120" w:line="300" w:lineRule="auto"/>
+              <w:ind w:right="710"/>
+              <w:rPr>
+                <w:b/>
+                <w:color w:val="000000" w:themeColor="text1"/>
+                <w:sz w:val="26"/>
+                <w:szCs w:val="26"/>
+              </w:rPr>
+            </w:pPr>
+          </w:p>
+        </w:tc>
+        <w:tc>
+          <w:tcPr>
+            <w:tcW w:w="3097" w:type="dxa"/>
+          </w:tcPr>
+          <w:p>
+            <w:pPr>
+              <w:shd w:val="clear" w:color="auto" w:fill="FFFFFF" w:themeFill="background1"/>
+              <w:spacing w:before="120" w:line="300" w:lineRule="auto"/>
+              <w:ind w:right="710"/>
+              <w:jc w:val="center"/>
+              <w:rPr>
+                <w:b/>
+                <w:color w:val="000000" w:themeColor="text1"/>
+                <w:sz w:val="26"/>
+                <w:szCs w:val="26"/>
+                <w:lang w:val="en-US"/>
+              </w:rPr>
+            </w:pPr>
+            <w:r>
+              <w:rPr>
+                <w:b/>
+                <w:color w:val="000000" w:themeColor="text1"/>
+                <w:sz w:val="26"/>
+                <w:szCs w:val="26"/>
+                <w:lang w:val="en-US"/>
+              </w:rPr>
+              <w:t>GIÁM ĐỐC</w:t>
+            </w:r>
+          </w:p>
+        </w:tc>
+      </w:tr>
+      <w:tr>
+        <w:tc>
+          <w:tcPr>
+            <w:tcW w:w="3096" w:type="dxa"/>
+          </w:tcPr>
+          <w:p>
+            <w:pPr>
+              <w:shd w:val="clear" w:color="auto" w:fill="FFFFFF" w:themeFill="background1"/>
+              <w:spacing w:before="120" w:line="300" w:lineRule="auto"/>
+              <w:ind w:right="710"/>
+              <w:rPr>
+                <w:b/>
+                <w:color w:val="000000" w:themeColor="text1"/>
+                <w:sz w:val="26"/>
+                <w:szCs w:val="26"/>
+              </w:rPr>
+            </w:pPr>
+          </w:p>
+        </w:tc>
+        <w:tc>
+          <w:tcPr>
+            <w:tcW w:w="3097" w:type="dxa"/>
+          </w:tcPr>
+          <w:p>
+            <w:pPr>
+              <w:shd w:val="clear" w:color="auto" w:fill="FFFFFF" w:themeFill="background1"/>
+              <w:spacing w:before="120" w:line="300" w:lineRule="auto"/>
+              <w:ind w:right="710"/>
+              <w:rPr>
+                <w:b/>
+                <w:color w:val="000000" w:themeColor="text1"/>
+                <w:sz w:val="26"/>
+                <w:szCs w:val="26"/>
+              </w:rPr>
+            </w:pPr>
+          </w:p>
+        </w:tc>
+        <w:tc>
+          <w:tcPr>
+            <w:tcW w:w="3097" w:type="dxa"/>
+          </w:tcPr>
+          <w:p>
+            <w:pPr>
+              <w:shd w:val="clear" w:color="auto" w:fill="FFFFFF" w:themeFill="background1"/>
+              <w:spacing w:before="120" w:line="300" w:lineRule="auto"/>
+              <w:ind w:right="710"/>
+              <w:jc w:val="center"/>
+              <w:rPr>
+                <w:b/>
+                <w:color w:val="000000" w:themeColor="text1"/>
+                <w:sz w:val="26"/>
+                <w:szCs w:val="26"/>
+              </w:rPr>
+            </w:pPr>
+          </w:p>
+        </w:tc>
+      </w:tr>
+      <w:tr>
+        <w:tc>
+          <w:tcPr>
+            <w:tcW w:w="3096" w:type="dxa"/>
+          </w:tcPr>
+          <w:p>
+            <w:pPr>
+              <w:shd w:val="clear" w:color="auto" w:fill="FFFFFF" w:themeFill="background1"/>
+              <w:spacing w:before="120" w:line="300" w:lineRule="auto"/>
+              <w:ind w:right="710"/>
+              <w:rPr>
+                <w:b/>
+                <w:color w:val="000000" w:themeColor="text1"/>
+                <w:sz w:val="26"/>
+                <w:szCs w:val="26"/>
+              </w:rPr>
+            </w:pPr>
+          </w:p>
+        </w:tc>
+        <w:tc>
+          <w:tcPr>
+            <w:tcW w:w="3097" w:type="dxa"/>
+          </w:tcPr>
+          <w:p>
+            <w:pPr>
+              <w:shd w:val="clear" w:color="auto" w:fill="FFFFFF" w:themeFill="background1"/>
+              <w:spacing w:before="120" w:line="300" w:lineRule="auto"/>
+              <w:ind w:right="710"/>
+              <w:rPr>
+                <w:b/>
+                <w:color w:val="000000" w:themeColor="text1"/>
+                <w:sz w:val="26"/>
+                <w:szCs w:val="26"/>
+              </w:rPr>
+            </w:pPr>
+          </w:p>
+        </w:tc>
+        <w:tc>
+          <w:tcPr>
+            <w:tcW w:w="3097" w:type="dxa"/>
+          </w:tcPr>
+          <w:p>
+            <w:pPr>
+              <w:shd w:val="clear" w:color="auto" w:fill="FFFFFF" w:themeFill="background1"/>
+              <w:spacing w:before="120" w:line="300" w:lineRule="auto"/>
+              <w:ind w:right="710"/>
+              <w:jc w:val="center"/>
+              <w:rPr>
+                <w:b/>
+                <w:color w:val="000000" w:themeColor="text1"/>
+                <w:sz w:val="26"/>
+                <w:szCs w:val="26"/>
+                <w:lang w:val="en-US"/>
+              </w:rPr>
+            </w:pPr>
+          </w:p>
+        </w:tc>
+      </w:tr>
+    </w:tbl>
+    <w:p>
+      <w:pPr>
+        <w:shd w:val="clear" w:color="auto" w:fill="FFFFFF" w:themeFill="background1"/>
+        <w:spacing w:before="120" w:after="0" w:line="300" w:lineRule="auto"/>
+        <w:ind w:right="710" w:firstLine="709"/>
+        <w:rPr>
+          <w:b/>
+          <w:color w:val="000000" w:themeColor="text1"/>
+          <w:sz w:val="26"/>
+          <w:szCs w:val="26"/>
+        </w:rPr>
+      </w:pPr>
+    </w:p>
+    <w:p>
+      <w:pPr>
+        <w:shd w:val="clear" w:color="auto" w:fill="FFFFFF" w:themeFill="background1"/>
+        <w:spacing w:before="120" w:after="0" w:line="300" w:lineRule="auto"/>
+        <w:ind w:right="710" w:firstLine="709"/>
+        <w:jc w:val="right"/>
+        <w:rPr>
+          <w:b/>
+          <w:color w:val="000000" w:themeColor="text1"/>
+          <w:sz w:val="26"/>
+          <w:szCs w:val="26"/>
+        </w:rPr>
+      </w:pPr>
+    </w:p>
+    <w:p>
+      <w:pPr>
+        <w:shd w:val="clear" w:color="auto" w:fill="FFFFFF" w:themeFill="background1"/>
+        <w:tabs>
+          <w:tab w:val="left" w:pos="2190"/>
+        </w:tabs>
+        <w:spacing w:after="0"/>
+        <w:rPr>
+          <w:b/>
+          <w:bCs/>
+          <w:color w:val="000000" w:themeColor="text1"/>
+          <w:sz w:val="22"/>
+          <w:szCs w:val="22"/>
+          <w:lang w:eastAsia="vi-VN"/>
+        </w:rPr>
+      </w:pPr>
+      <w:r>
+        <w:rPr>
+          <w:b/>
+          <w:bCs/>
+          <w:color w:val="000000" w:themeColor="text1"/>
+          <w:sz w:val="22"/>
+          <w:szCs w:val="22"/>
+          <w:lang w:eastAsia="vi-VN"/>
+        </w:rPr>
+        <w:tab/>
+      </w:r>
+    </w:p>
+    <w:p>
+      <w:pPr>
+        <w:shd w:val="clear" w:color="auto" w:fill="FFFFFF" w:themeFill="background1"/>
+        <w:spacing w:after="0"/>
+        <w:jc w:val="center"/>
+        <w:rPr>
+          <w:b/>
+          <w:bCs/>
+          <w:color w:val="000000" w:themeColor="text1"/>
+          <w:sz w:val="22"/>
+          <w:szCs w:val="22"/>
+          <w:lang w:eastAsia="vi-VN"/>
+        </w:rPr>
+      </w:pPr>
+      <w:r>
+        <w:rPr>
+          <w:b/>
+          <w:bCs/>
+          <w:color w:val="000000" w:themeColor="text1"/>
+          <w:sz w:val="22"/>
+          <w:szCs w:val="22"/>
+          <w:lang w:eastAsia="vi-VN"/>
+        </w:rPr>
+        <w:t>PHỤ LỤC</w:t>
+      </w:r>
+    </w:p>
+    <w:p>
+      <w:pPr>
+        <w:shd w:val="clear" w:color="auto" w:fill="FFFFFF" w:themeFill="background1"/>
+        <w:spacing w:after="0"/>
+        <w:jc w:val="center"/>
+        <w:rPr>
+          <w:b/>
+          <w:bCs/>
+          <w:color w:val="000000" w:themeColor="text1"/>
+          <w:sz w:val="22"/>
+          <w:szCs w:val="22"/>
+          <w:lang w:val="vi-VN" w:eastAsia="vi-VN"/>
+        </w:rPr>
+      </w:pPr>
+      <w:r>
+        <w:rPr>
+          <w:b/>
+          <w:bCs/>
+          <w:color w:val="000000" w:themeColor="text1"/>
+          <w:sz w:val="22"/>
+          <w:szCs w:val="22"/>
+          <w:lang w:eastAsia="vi-VN"/>
+        </w:rPr>
+        <w:t>DANH SÁCH DỰ KIẾN ĐÀO TẠO NĂM</w:t>
+      </w:r>
+      <w:r>
+        <w:rPr>
+          <w:b/>
+          <w:bCs/>
+          <w:color w:val="000000" w:themeColor="text1"/>
+          <w:sz w:val="22"/>
+          <w:szCs w:val="22"/>
+          <w:lang w:eastAsia="vi-VN"/>
+        </w:rPr>
+        <w:t xml:space="preserve"> [[Nam]]</w:t>
+      </w:r>
+    </w:p>
+    <w:p>
+      <w:pPr>
+        <w:shd w:val="clear" w:color="auto" w:fill="FFFFFF" w:themeFill="background1"/>
+        <w:spacing w:after="0"/>
+        <w:rPr>
+          <w:bCs/>
+          <w:color w:val="000000" w:themeColor="text1"/>
+        </w:rPr>
+      </w:pPr>
+    </w:p>
+    <w:tbl>
+      <w:tblPr>
+        <w:tblStyle w:val="TableGrid"/>
+        <w:tblW w:w="10065" w:type="dxa"/>
+        <w:tblInd w:w="-743" w:type="dxa"/>
+        <w:tblLayout w:type="fixed"/>
+        <w:tblLook w:val="04A0" w:firstRow="1" w:lastRow="0" w:firstColumn="1" w:lastColumn="0" w:noHBand="0" w:noVBand="1"/>
+      </w:tblPr>
+      <w:tblGrid>
+        <w:gridCol w:w="567"/>
+        <w:gridCol w:w="710"/>
+        <w:gridCol w:w="992"/>
+        <w:gridCol w:w="992"/>
+        <w:gridCol w:w="992"/>
+        <w:gridCol w:w="709"/>
+        <w:gridCol w:w="829"/>
+        <w:gridCol w:w="447"/>
+        <w:gridCol w:w="850"/>
+        <w:gridCol w:w="851"/>
+        <w:gridCol w:w="709"/>
+        <w:gridCol w:w="708"/>
+        <w:gridCol w:w="709"/>
+      </w:tblGrid>
+      <w:tr>
+        <w:trPr>
+          <w:trHeight w:val="1272"/>
+        </w:trPr>
+        <w:tc>
+          <w:tcPr>
+            <w:tcW w:w="567" w:type="dxa"/>
+            <w:vAlign w:val="center"/>
+            <w:hideMark/>
+          </w:tcPr>
+          <w:p>
+            <w:pPr>
+              <w:shd w:val="clear" w:color="auto" w:fill="FFFFFF" w:themeFill="background1"/>
+              <w:jc w:val="center"/>
+              <w:rPr>
+                <w:b/>
+                <w:bCs/>
+                <w:iCs/>
+                <w:color w:val="000000" w:themeColor="text1"/>
+                <w:sz w:val="22"/>
+                <w:szCs w:val="22"/>
+              </w:rPr>
+            </w:pPr>
+            <w:r>
+              <w:rPr>
+                <w:b/>
+                <w:bCs/>
+                <w:iCs/>
+                <w:color w:val="000000" w:themeColor="text1"/>
+                <w:sz w:val="22"/>
+                <w:szCs w:val="22"/>
+              </w:rPr>
+              <w:t>TT</w:t>
+            </w:r>
+          </w:p>
+        </w:tc>
+        <w:tc>
+          <w:tcPr>
+            <w:tcW w:w="710" w:type="dxa"/>
+            <w:vAlign w:val="center"/>
+            <w:hideMark/>
+          </w:tcPr>
+          <w:p>
+            <w:pPr>
+              <w:shd w:val="clear" w:color="auto" w:fill="FFFFFF" w:themeFill="background1"/>
+              <w:jc w:val="center"/>
+              <w:rPr>
+                <w:b/>
+                <w:bCs/>
+                <w:iCs/>
+                <w:color w:val="000000" w:themeColor="text1"/>
+                <w:sz w:val="22"/>
+                <w:szCs w:val="22"/>
+              </w:rPr>
+            </w:pPr>
+            <w:r>
+              <w:rPr>
+                <w:b/>
+                <w:bCs/>
+                <w:iCs/>
+                <w:color w:val="000000" w:themeColor="text1"/>
+                <w:sz w:val="22"/>
+                <w:szCs w:val="22"/>
+              </w:rPr>
+              <w:t>Họ tên</w:t>
+            </w:r>
+          </w:p>
+        </w:tc>
+        <w:tc>
+          <w:tcPr>
+            <w:tcW w:w="992" w:type="dxa"/>
+            <w:vAlign w:val="center"/>
+            <w:hideMark/>
+          </w:tcPr>
+          <w:p>
+            <w:pPr>
+              <w:shd w:val="clear" w:color="auto" w:fill="FFFFFF" w:themeFill="background1"/>
+              <w:jc w:val="center"/>
+              <w:rPr>
+                <w:b/>
+                <w:bCs/>
+                <w:iCs/>
+                <w:color w:val="000000" w:themeColor="text1"/>
+                <w:sz w:val="22"/>
+                <w:szCs w:val="22"/>
+              </w:rPr>
+            </w:pPr>
+            <w:r>
+              <w:rPr>
+                <w:b/>
+                <w:bCs/>
+                <w:iCs/>
+                <w:color w:val="000000" w:themeColor="text1"/>
+                <w:sz w:val="22"/>
+                <w:szCs w:val="22"/>
+              </w:rPr>
+              <w:t>Ngày tháng năm sinh</w:t>
+            </w:r>
+          </w:p>
+        </w:tc>
+        <w:tc>
+          <w:tcPr>
+            <w:tcW w:w="992" w:type="dxa"/>
+            <w:vAlign w:val="center"/>
+            <w:hideMark/>
+          </w:tcPr>
+          <w:p>
+            <w:pPr>
+              <w:shd w:val="clear" w:color="auto" w:fill="FFFFFF" w:themeFill="background1"/>
+              <w:jc w:val="center"/>
+              <w:rPr>
+                <w:b/>
+                <w:bCs/>
+                <w:iCs/>
+                <w:color w:val="000000" w:themeColor="text1"/>
+                <w:sz w:val="22"/>
+                <w:szCs w:val="22"/>
+              </w:rPr>
+            </w:pPr>
+            <w:r>
+              <w:rPr>
+                <w:b/>
+                <w:bCs/>
+                <w:iCs/>
+                <w:color w:val="000000" w:themeColor="text1"/>
+                <w:sz w:val="22"/>
+                <w:szCs w:val="22"/>
+              </w:rPr>
+              <w:t>Chức danh nghề nghiệp</w:t>
+            </w:r>
+          </w:p>
+        </w:tc>
+        <w:tc>
+          <w:tcPr>
+            <w:tcW w:w="992" w:type="dxa"/>
+            <w:vAlign w:val="center"/>
+            <w:hideMark/>
+          </w:tcPr>
+          <w:p>
+            <w:pPr>
+              <w:shd w:val="clear" w:color="auto" w:fill="FFFFFF" w:themeFill="background1"/>
+              <w:jc w:val="center"/>
+              <w:rPr>
+                <w:b/>
+                <w:bCs/>
+                <w:iCs/>
+                <w:color w:val="000000" w:themeColor="text1"/>
+                <w:sz w:val="22"/>
+                <w:szCs w:val="22"/>
+              </w:rPr>
+            </w:pPr>
+            <w:r>
+              <w:rPr>
+                <w:b/>
+                <w:bCs/>
+                <w:iCs/>
+                <w:color w:val="000000" w:themeColor="text1"/>
+                <w:sz w:val="22"/>
+                <w:szCs w:val="22"/>
+              </w:rPr>
+              <w:t>Chuyên ngành</w:t>
+            </w:r>
+          </w:p>
+        </w:tc>
+        <w:tc>
+          <w:tcPr>
+            <w:tcW w:w="709" w:type="dxa"/>
+            <w:vAlign w:val="center"/>
+            <w:hideMark/>
+          </w:tcPr>
+          <w:p>
+            <w:pPr>
+              <w:shd w:val="clear" w:color="auto" w:fill="FFFFFF" w:themeFill="background1"/>
+              <w:ind w:left="-73" w:right="-108"/>
+              <w:jc w:val="center"/>
+              <w:rPr>
+                <w:b/>
+                <w:bCs/>
+                <w:iCs/>
+                <w:color w:val="000000" w:themeColor="text1"/>
+                <w:sz w:val="22"/>
+                <w:szCs w:val="22"/>
+              </w:rPr>
+            </w:pPr>
+            <w:r>
+              <w:rPr>
+                <w:b/>
+                <w:bCs/>
+                <w:iCs/>
+                <w:color w:val="000000" w:themeColor="text1"/>
+                <w:sz w:val="22"/>
+                <w:szCs w:val="22"/>
+              </w:rPr>
+              <w:t>Trình độ</w:t>
+            </w:r>
+          </w:p>
+        </w:tc>
+        <w:tc>
+          <w:tcPr>
+            <w:tcW w:w="829" w:type="dxa"/>
+            <w:vAlign w:val="center"/>
+            <w:hideMark/>
+          </w:tcPr>
+          <w:p>
+            <w:pPr>
+              <w:shd w:val="clear" w:color="auto" w:fill="FFFFFF" w:themeFill="background1"/>
+              <w:jc w:val="center"/>
+              <w:rPr>
+                <w:b/>
+                <w:bCs/>
+                <w:iCs/>
+                <w:color w:val="000000" w:themeColor="text1"/>
+                <w:sz w:val="22"/>
+                <w:szCs w:val="22"/>
+              </w:rPr>
+            </w:pPr>
+            <w:r>
+              <w:rPr>
+                <w:b/>
+                <w:bCs/>
+                <w:iCs/>
+                <w:color w:val="000000" w:themeColor="text1"/>
+                <w:sz w:val="22"/>
+                <w:szCs w:val="22"/>
+              </w:rPr>
+              <w:t>Vị trí việc làm</w:t>
+            </w:r>
+          </w:p>
+        </w:tc>
+        <w:tc>
+          <w:tcPr>
+            <w:tcW w:w="447" w:type="dxa"/>
+            <w:vAlign w:val="center"/>
+            <w:hideMark/>
+          </w:tcPr>
+          <w:p>
+            <w:pPr>
+              <w:shd w:val="clear" w:color="auto" w:fill="FFFFFF" w:themeFill="background1"/>
+              <w:ind w:left="-108" w:right="-108"/>
+              <w:jc w:val="center"/>
+              <w:rPr>
+                <w:b/>
+                <w:bCs/>
+                <w:iCs/>
+                <w:color w:val="000000" w:themeColor="text1"/>
+                <w:sz w:val="22"/>
+                <w:szCs w:val="22"/>
+              </w:rPr>
+            </w:pPr>
+            <w:r>
+              <w:rPr>
+                <w:b/>
+                <w:bCs/>
+                <w:iCs/>
+                <w:color w:val="000000" w:themeColor="text1"/>
+                <w:sz w:val="22"/>
+                <w:szCs w:val="22"/>
+              </w:rPr>
+              <w:t>Đơn vị</w:t>
+            </w:r>
+          </w:p>
+        </w:tc>
+        <w:tc>
+          <w:tcPr>
+            <w:tcW w:w="850" w:type="dxa"/>
+            <w:vAlign w:val="center"/>
+            <w:hideMark/>
+          </w:tcPr>
+          <w:p>
+            <w:pPr>
+              <w:shd w:val="clear" w:color="auto" w:fill="FFFFFF" w:themeFill="background1"/>
+              <w:jc w:val="center"/>
+              <w:rPr>
+                <w:b/>
+                <w:bCs/>
+                <w:iCs/>
+                <w:color w:val="000000" w:themeColor="text1"/>
+                <w:sz w:val="22"/>
+                <w:szCs w:val="22"/>
+              </w:rPr>
+            </w:pPr>
+            <w:r>
+              <w:rPr>
+                <w:b/>
+                <w:bCs/>
+                <w:iCs/>
+                <w:color w:val="000000" w:themeColor="text1"/>
+                <w:sz w:val="22"/>
+                <w:szCs w:val="22"/>
+              </w:rPr>
+              <w:t>Trình độ nâng cao</w:t>
+            </w:r>
+          </w:p>
+        </w:tc>
+        <w:tc>
+          <w:tcPr>
+            <w:tcW w:w="851" w:type="dxa"/>
+            <w:vAlign w:val="center"/>
+            <w:hideMark/>
+          </w:tcPr>
+          <w:p>
+            <w:pPr>
+              <w:shd w:val="clear" w:color="auto" w:fill="FFFFFF" w:themeFill="background1"/>
+              <w:ind w:left="-41" w:right="-108"/>
+              <w:jc w:val="center"/>
+              <w:rPr>
+                <w:b/>
+                <w:bCs/>
+                <w:iCs/>
+                <w:color w:val="000000" w:themeColor="text1"/>
+                <w:sz w:val="22"/>
+                <w:szCs w:val="22"/>
+              </w:rPr>
+            </w:pPr>
+            <w:r>
+              <w:rPr>
+                <w:b/>
+                <w:bCs/>
+                <w:iCs/>
+                <w:color w:val="000000" w:themeColor="text1"/>
+                <w:sz w:val="22"/>
+                <w:szCs w:val="22"/>
+              </w:rPr>
+              <w:t>Chuyên ngành</w:t>
+            </w:r>
+          </w:p>
+        </w:tc>
+        <w:tc>
+          <w:tcPr>
+            <w:tcW w:w="709" w:type="dxa"/>
+            <w:vAlign w:val="center"/>
+            <w:hideMark/>
+          </w:tcPr>
+          <w:p>
+            <w:pPr>
+              <w:shd w:val="clear" w:color="auto" w:fill="FFFFFF" w:themeFill="background1"/>
+              <w:jc w:val="center"/>
+              <w:rPr>
+                <w:b/>
+                <w:bCs/>
+                <w:iCs/>
+                <w:color w:val="000000" w:themeColor="text1"/>
+                <w:sz w:val="22"/>
+                <w:szCs w:val="22"/>
+              </w:rPr>
+            </w:pPr>
+            <w:r>
+              <w:rPr>
+                <w:b/>
+                <w:bCs/>
+                <w:iCs/>
+                <w:color w:val="000000" w:themeColor="text1"/>
+                <w:sz w:val="22"/>
+                <w:szCs w:val="22"/>
+              </w:rPr>
+              <w:t>Cơ sở đào tạo</w:t>
+            </w:r>
+          </w:p>
+        </w:tc>
+        <w:tc>
+          <w:tcPr>
+            <w:tcW w:w="708" w:type="dxa"/>
+            <w:vAlign w:val="center"/>
+            <w:hideMark/>
+          </w:tcPr>
+          <w:p>
+            <w:pPr>
+              <w:shd w:val="clear" w:color="auto" w:fill="FFFFFF" w:themeFill="background1"/>
+              <w:jc w:val="center"/>
+              <w:rPr>
+                <w:b/>
+                <w:bCs/>
+                <w:iCs/>
+                <w:color w:val="000000" w:themeColor="text1"/>
+                <w:sz w:val="22"/>
+                <w:szCs w:val="22"/>
+              </w:rPr>
+            </w:pPr>
+            <w:r>
+              <w:rPr>
+                <w:b/>
+                <w:bCs/>
+                <w:iCs/>
+                <w:color w:val="000000" w:themeColor="text1"/>
+                <w:sz w:val="22"/>
+                <w:szCs w:val="22"/>
+              </w:rPr>
+              <w:t>Dự kiến thời gian đào tạo</w:t>
+            </w:r>
+          </w:p>
+        </w:tc>
+        <w:tc>
+          <w:tcPr>
+            <w:tcW w:w="709" w:type="dxa"/>
+            <w:vAlign w:val="center"/>
+            <w:hideMark/>
+          </w:tcPr>
+          <w:p>
+            <w:pPr>
+              <w:shd w:val="clear" w:color="auto" w:fill="FFFFFF" w:themeFill="background1"/>
+              <w:ind w:left="-108" w:right="-108"/>
+              <w:jc w:val="center"/>
+              <w:rPr>
+                <w:b/>
+                <w:bCs/>
+                <w:iCs/>
+                <w:color w:val="000000" w:themeColor="text1"/>
+                <w:sz w:val="22"/>
+                <w:szCs w:val="22"/>
+                <w:lang w:val="en-US"/>
+              </w:rPr>
+            </w:pPr>
+            <w:r>
+              <w:rPr>
+                <w:b/>
+                <w:bCs/>
+                <w:iCs/>
+                <w:color w:val="000000" w:themeColor="text1"/>
+                <w:sz w:val="22"/>
+                <w:szCs w:val="22"/>
+                <w:lang w:val="en-US"/>
+              </w:rPr>
+              <w:t>Ghi chú</w:t>
+            </w:r>
+          </w:p>
+        </w:tc>
+      </w:tr>
+      <w:tr>
+        <w:trPr>
+          <w:trHeight w:val="279"/>
+        </w:trPr>
+        <w:tc>
+          <w:tcPr>
+            <w:tcW w:w="567" w:type="dxa"/>
+          </w:tcPr>
+          <w:p>
+            <w:pPr>
+              <w:shd w:val="clear" w:color="auto" w:fill="FFFFFF" w:themeFill="background1"/>
+              <w:jc w:val="center"/>
+              <w:rPr>
+                <w:color w:val="000000" w:themeColor="text1"/>
+                <w:sz w:val="22"/>
+                <w:szCs w:val="22"/>
+                <w:lang w:val="en-US"/>
+              </w:rPr>
+            </w:pPr>
+            <w:r>
+              <w:rPr>
+                <w:color w:val="000000" w:themeColor="text1"/>
+                <w:sz w:val="22"/>
+                <w:szCs w:val="22"/>
+                <w:lang w:val="en-US"/>
+              </w:rPr>
+              <w:t>[[DT.STT]]</w:t>
+            </w:r>
+          </w:p>
+        </w:tc>
+        <w:tc>
+          <w:tcPr>
+            <w:tcW w:w="710" w:type="dxa"/>
+          </w:tcPr>
+          <w:p>
+            <w:pPr>
+              <w:shd w:val="clear" w:color="auto" w:fill="FFFFFF" w:themeFill="background1"/>
+              <w:jc w:val="center"/>
+              <w:rPr>
+                <w:color w:val="000000" w:themeColor="text1"/>
+                <w:sz w:val="22"/>
+                <w:szCs w:val="22"/>
+                <w:lang w:val="en-US"/>
+              </w:rPr>
+            </w:pPr>
+            <w:r>
+              <w:rPr>
+                <w:color w:val="000000" w:themeColor="text1"/>
+                <w:sz w:val="22"/>
+                <w:szCs w:val="22"/>
+                <w:lang w:val="en-US"/>
+              </w:rPr>
+              <w:t>[[DT.HoTen]]</w:t>
+            </w:r>
+          </w:p>
+        </w:tc>
+        <w:tc>
+          <w:tcPr>
+            <w:tcW w:w="992" w:type="dxa"/>
+          </w:tcPr>
+          <w:p>
+            <w:pPr>
+              <w:shd w:val="clear" w:color="auto" w:fill="FFFFFF" w:themeFill="background1"/>
+              <w:jc w:val="center"/>
+              <w:rPr>
+                <w:color w:val="000000" w:themeColor="text1"/>
+                <w:sz w:val="22"/>
+                <w:szCs w:val="22"/>
+                <w:lang w:val="en-US"/>
+              </w:rPr>
+            </w:pPr>
+            <w:r>
+              <w:rPr>
+                <w:color w:val="000000" w:themeColor="text1"/>
+                <w:sz w:val="22"/>
+                <w:szCs w:val="22"/>
+                <w:lang w:val="en-US"/>
+              </w:rPr>
+              <w:t>[[DT.NgaySinh]]</w:t>
+            </w:r>
+          </w:p>
+        </w:tc>
+        <w:tc>
+          <w:tcPr>
+            <w:tcW w:w="992" w:type="dxa"/>
+          </w:tcPr>
+          <w:p>
+            <w:pPr>
+              <w:shd w:val="clear" w:color="auto" w:fill="FFFFFF" w:themeFill="background1"/>
+              <w:jc w:val="center"/>
+              <w:rPr>
+                <w:color w:val="000000" w:themeColor="text1"/>
+                <w:sz w:val="22"/>
+                <w:szCs w:val="22"/>
+                <w:lang w:val="en-US"/>
+              </w:rPr>
+            </w:pPr>
+            <w:r>
+              <w:rPr>
+                <w:color w:val="000000" w:themeColor="text1"/>
+                <w:sz w:val="22"/>
+                <w:szCs w:val="22"/>
+                <w:lang w:val="en-US"/>
+              </w:rPr>
+              <w:t>[[DT.ChucDanh]]</w:t>
+            </w:r>
+          </w:p>
+        </w:tc>
+        <w:tc>
+          <w:tcPr>
+            <w:tcW w:w="992" w:type="dxa"/>
+          </w:tcPr>
+          <w:p>
+            <w:pPr>
+              <w:shd w:val="clear" w:color="auto" w:fill="FFFFFF" w:themeFill="background1"/>
+              <w:jc w:val="center"/>
+              <w:rPr>
+                <w:color w:val="000000" w:themeColor="text1"/>
+                <w:sz w:val="22"/>
+                <w:szCs w:val="22"/>
+                <w:lang w:val="en-US"/>
+              </w:rPr>
+            </w:pPr>
+            <w:r>
+              <w:rPr>
+                <w:color w:val="000000" w:themeColor="text1"/>
+                <w:sz w:val="22"/>
+                <w:szCs w:val="22"/>
+                <w:lang w:val="en-US"/>
+              </w:rPr>
+              <w:t>[[DT.ChuyenNghanh1]]</w:t>
+            </w:r>
+          </w:p>
+        </w:tc>
+        <w:tc>
+          <w:tcPr>
+            <w:tcW w:w="709" w:type="dxa"/>
+          </w:tcPr>
+          <w:p>
+            <w:pPr>
+              <w:shd w:val="clear" w:color="auto" w:fill="FFFFFF" w:themeFill="background1"/>
+              <w:jc w:val="center"/>
+              <w:rPr>
+                <w:color w:val="000000" w:themeColor="text1"/>
+                <w:sz w:val="22"/>
+                <w:szCs w:val="22"/>
+                <w:lang w:val="en-US"/>
+              </w:rPr>
+            </w:pPr>
+            <w:r>
+              <w:rPr>
+                <w:color w:val="000000" w:themeColor="text1"/>
+                <w:sz w:val="22"/>
+                <w:szCs w:val="22"/>
+                <w:lang w:val="en-US"/>
+              </w:rPr>
+              <w:t>[[DT.TrinhDo]]</w:t>
+            </w:r>
+          </w:p>
+        </w:tc>
+        <w:tc>
+          <w:tcPr>
+            <w:tcW w:w="829" w:type="dxa"/>
+          </w:tcPr>
+          <w:p>
+            <w:pPr>
+              <w:shd w:val="clear" w:color="auto" w:fill="FFFFFF" w:themeFill="background1"/>
+              <w:jc w:val="center"/>
+              <w:rPr>
+                <w:color w:val="000000" w:themeColor="text1"/>
+                <w:sz w:val="22"/>
+                <w:szCs w:val="22"/>
+                <w:lang w:val="en-US"/>
+              </w:rPr>
+            </w:pPr>
+            <w:r>
+              <w:rPr>
+                <w:color w:val="000000" w:themeColor="text1"/>
+                <w:sz w:val="22"/>
+                <w:szCs w:val="22"/>
+                <w:lang w:val="en-US"/>
+              </w:rPr>
+              <w:t>[[DT.ViTriViecLam]]</w:t>
+            </w:r>
+          </w:p>
+        </w:tc>
+        <w:tc>
+          <w:tcPr>
+            <w:tcW w:w="447" w:type="dxa"/>
+          </w:tcPr>
+          <w:p>
+            <w:pPr>
+              <w:shd w:val="clear" w:color="auto" w:fill="FFFFFF" w:themeFill="background1"/>
+              <w:jc w:val="center"/>
+              <w:rPr>
+                <w:color w:val="000000" w:themeColor="text1"/>
+                <w:sz w:val="22"/>
+                <w:szCs w:val="22"/>
+                <w:lang w:val="en-US"/>
+              </w:rPr>
+            </w:pPr>
+            <w:r>
+              <w:rPr>
+                <w:color w:val="000000" w:themeColor="text1"/>
+                <w:sz w:val="22"/>
+                <w:szCs w:val="22"/>
+                <w:lang w:val="en-US"/>
+              </w:rPr>
+              <w:t>[[DT.DVi]]</w:t>
+            </w:r>
+          </w:p>
+        </w:tc>
+        <w:tc>
+          <w:tcPr>
+            <w:tcW w:w="850" w:type="dxa"/>
+          </w:tcPr>
+          <w:p>
+            <w:pPr>
+              <w:shd w:val="clear" w:color="auto" w:fill="FFFFFF" w:themeFill="background1"/>
+              <w:jc w:val="center"/>
+              <w:rPr>
+                <w:color w:val="000000" w:themeColor="text1"/>
+                <w:sz w:val="22"/>
+                <w:szCs w:val="22"/>
+                <w:lang w:val="en-US"/>
+              </w:rPr>
+            </w:pPr>
+            <w:r>
+              <w:rPr>
+                <w:color w:val="000000" w:themeColor="text1"/>
+                <w:sz w:val="22"/>
+                <w:szCs w:val="22"/>
+                <w:lang w:val="en-US"/>
+              </w:rPr>
+              <w:t>[[DT.TrinhDo]]</w:t>
+            </w:r>
+          </w:p>
+        </w:tc>
+        <w:tc>
+          <w:tcPr>
+            <w:tcW w:w="851" w:type="dxa"/>
+          </w:tcPr>
+          <w:p>
+            <w:pPr>
+              <w:shd w:val="clear" w:color="auto" w:fill="FFFFFF" w:themeFill="background1"/>
+              <w:jc w:val="center"/>
+              <w:rPr>
+                <w:color w:val="000000" w:themeColor="text1"/>
+                <w:sz w:val="22"/>
+                <w:szCs w:val="22"/>
+                <w:lang w:val="en-US"/>
+              </w:rPr>
+            </w:pPr>
+            <w:r>
+              <w:rPr>
+                <w:color w:val="000000" w:themeColor="text1"/>
+                <w:sz w:val="22"/>
+                <w:szCs w:val="22"/>
+                <w:lang w:val="en-US"/>
+              </w:rPr>
+              <w:t>[[DT.ChuyenNganh2]]</w:t>
+            </w:r>
+          </w:p>
+        </w:tc>
+        <w:tc>
+          <w:tcPr>
+            <w:tcW w:w="709" w:type="dxa"/>
+          </w:tcPr>
+          <w:p>
+            <w:pPr>
+              <w:shd w:val="clear" w:color="auto" w:fill="FFFFFF" w:themeFill="background1"/>
+              <w:jc w:val="center"/>
+              <w:rPr>
+                <w:color w:val="000000" w:themeColor="text1"/>
+                <w:sz w:val="22"/>
+                <w:szCs w:val="22"/>
+                <w:lang w:val="en-US"/>
+              </w:rPr>
+            </w:pPr>
+            <w:r>
+              <w:rPr>
+                <w:color w:val="000000" w:themeColor="text1"/>
+                <w:sz w:val="22"/>
+                <w:szCs w:val="22"/>
+                <w:lang w:val="en-US"/>
+              </w:rPr>
+              <w:t>[[DT.CSDT]]</w:t>
+            </w:r>
+          </w:p>
+        </w:tc>
+        <w:tc>
+          <w:tcPr>
+            <w:tcW w:w="708" w:type="dxa"/>
+          </w:tcPr>
+          <w:p>
+            <w:pPr>
+              <w:shd w:val="clear" w:color="auto" w:fill="FFFFFF" w:themeFill="background1"/>
+              <w:jc w:val="center"/>
+              <w:rPr>
+                <w:color w:val="000000" w:themeColor="text1"/>
+                <w:sz w:val="22"/>
+                <w:szCs w:val="22"/>
+                <w:lang w:val="en-US"/>
+              </w:rPr>
+            </w:pPr>
+            <w:r>
+              <w:rPr>
+                <w:color w:val="000000" w:themeColor="text1"/>
+                <w:sz w:val="22"/>
+                <w:szCs w:val="22"/>
+                <w:lang w:val="en-US"/>
+              </w:rPr>
+              <w:t>[[DT.DuKien]]</w:t>
+            </w:r>
+          </w:p>
+        </w:tc>
+        <w:tc>
+          <w:tcPr>
+            <w:tcW w:w="709" w:type="dxa"/>
+          </w:tcPr>
+          <w:p>
+            <w:pPr>
+              <w:shd w:val="clear" w:color="auto" w:fill="FFFFFF" w:themeFill="background1"/>
+              <w:jc w:val="center"/>
+              <w:rPr>
+                <w:color w:val="000000" w:themeColor="text1"/>
+                <w:sz w:val="22"/>
+                <w:szCs w:val="22"/>
+                <w:lang w:val="en-US"/>
+              </w:rPr>
+            </w:pPr>
+            <w:r>
+              <w:rPr>
+                <w:color w:val="000000" w:themeColor="text1"/>
+                <w:sz w:val="22"/>
+                <w:szCs w:val="22"/>
+                <w:lang w:val="en-US"/>
+              </w:rPr>
+              <w:t>[[DT.GhiChu]]</w:t>
+            </w:r>
+          </w:p>
+        </w:tc>
+      </w:tr>
+    </w:tbl>
+    <w:p>
+      <w:pPr>
+        <w:spacing w:after="0"/>
+      </w:pPr>
+    </w:p>
     <w:sectPr>
       <w:pgSz w:w="11907" w:h="16840" w:code="9"/>
       <w:pgMar w:top="1134" w:right="1134" w:bottom="1134" w:left="1701" w:header="720" w:footer="720" w:gutter="0"/>
@@ -13,8 +1824,128 @@
 </w:document>
 </file>
 
+<file path=word/numbering.xml><?xml version="1.0" encoding="utf-8"?>
+<w:numbering xmlns:wpc="http://schemas.microsoft.com/office/word/2010/wordprocessingCanvas" xmlns:cx="http://schemas.microsoft.com/office/drawing/2014/chartex" xmlns:cx1="http://schemas.microsoft.com/office/drawing/2015/9/8/chartex" xmlns:cx2="http://schemas.microsoft.com/office/drawing/2015/10/21/chartex" xmlns:cx3="http://schemas.microsoft.com/office/drawing/2016/5/9/chartex" xmlns:cx4="http://schemas.microsoft.com/office/drawing/2016/5/10/chartex" xmlns:cx5="http://schemas.microsoft.com/office/drawing/2016/5/11/chartex" xmlns:cx6="http://schemas.microsoft.com/office/drawing/2016/5/12/chartex" xmlns:cx7="http://schemas.microsoft.com/office/drawing/2016/5/13/chartex" xmlns:cx8="http://schemas.microsoft.com/office/drawing/2016/5/14/chartex" xmlns:mc="http://schemas.openxmlformats.org/markup-compatibility/2006" xmlns:aink="http://schemas.microsoft.com/office/drawing/2016/ink" xmlns:am3d="http://schemas.microsoft.com/office/drawing/2017/model3d" xmlns:o="urn:schemas-microsoft-com:office:office" xmlns:oel="http://schemas.microsoft.com/office/2019/extlst" xmlns:r="http://schemas.openxmlformats.org/officeDocument/2006/relationships" xmlns:m="http://schemas.openxmlformats.org/officeDocument/2006/math" xmlns:v="urn:schemas-microsoft-com:vml" xmlns:wp14="http://schemas.microsoft.com/office/word/2010/wordprocessingDrawing" xmlns:wp="http://schemas.openxmlformats.org/drawingml/2006/wordprocessingDrawing" xmlns:w10="urn:schemas-microsoft-com:office:word" xmlns:w="http://schemas.openxmlformats.org/wordprocessingml/2006/main" xmlns:w14="http://schemas.microsoft.com/office/word/2010/wordml" xmlns:w15="http://schemas.microsoft.com/office/word/2012/wordml" xmlns:w16cex="http://schemas.microsoft.com/office/word/2018/wordml/cex" xmlns:w16cid="http://schemas.microsoft.com/office/word/2016/wordml/cid" xmlns:w16="http://schemas.microsoft.com/office/word/2018/wordml" xmlns:w16du="http://schemas.microsoft.com/office/word/2023/wordml/word16du" xmlns:w16sdtdh="http://schemas.microsoft.com/office/word/2020/wordml/sdtdatahash" xmlns:w16sdtfl="http://schemas.microsoft.com/office/word/2024/wordml/sdtformatlock" xmlns:w16se="http://schemas.microsoft.com/office/word/2015/wordml/symex" xmlns:wpg="http://schemas.microsoft.com/office/word/2010/wordprocessingGroup" xmlns:wpi="http://schemas.microsoft.com/office/word/2010/wordprocessingInk" xmlns:wne="http://schemas.microsoft.com/office/word/2006/wordml" xmlns:wps="http://schemas.microsoft.com/office/word/2010/wordprocessingShape" mc:Ignorable="w14 w15 w16se w16cid w16 w16cex w16sdtdh w16sdtfl w16du wp14">
+  <w:abstractNum w:abstractNumId="0" w15:restartNumberingAfterBreak="0">
+    <w:nsid w:val="67032EF1"/>
+    <w:multiLevelType w:val="hybridMultilevel"/>
+    <w:tmpl w:val="E82EE56E"/>
+    <w:lvl w:ilvl="0" w:tplc="A0D6AFA6">
+      <w:numFmt w:val="bullet"/>
+      <w:lvlText w:val="-"/>
+      <w:lvlJc w:val="left"/>
+      <w:pPr>
+        <w:ind w:left="1440" w:hanging="360"/>
+      </w:pPr>
+      <w:rPr>
+        <w:rFonts w:ascii="Times New Roman" w:eastAsia="Times New Roman" w:hAnsi="Times New Roman" w:cs="Times New Roman" w:hint="default"/>
+      </w:rPr>
+    </w:lvl>
+    <w:lvl w:ilvl="1" w:tplc="04090003" w:tentative="1">
+      <w:start w:val="1"/>
+      <w:numFmt w:val="bullet"/>
+      <w:lvlText w:val="o"/>
+      <w:lvlJc w:val="left"/>
+      <w:pPr>
+        <w:ind w:left="2160" w:hanging="360"/>
+      </w:pPr>
+      <w:rPr>
+        <w:rFonts w:ascii="Courier New" w:hAnsi="Courier New" w:cs="Courier New" w:hint="default"/>
+      </w:rPr>
+    </w:lvl>
+    <w:lvl w:ilvl="2" w:tplc="04090005" w:tentative="1">
+      <w:start w:val="1"/>
+      <w:numFmt w:val="bullet"/>
+      <w:lvlText w:val=""/>
+      <w:lvlJc w:val="left"/>
+      <w:pPr>
+        <w:ind w:left="2880" w:hanging="360"/>
+      </w:pPr>
+      <w:rPr>
+        <w:rFonts w:ascii="Wingdings" w:hAnsi="Wingdings" w:hint="default"/>
+      </w:rPr>
+    </w:lvl>
+    <w:lvl w:ilvl="3" w:tplc="04090001" w:tentative="1">
+      <w:start w:val="1"/>
+      <w:numFmt w:val="bullet"/>
+      <w:lvlText w:val=""/>
+      <w:lvlJc w:val="left"/>
+      <w:pPr>
+        <w:ind w:left="3600" w:hanging="360"/>
+      </w:pPr>
+      <w:rPr>
+        <w:rFonts w:ascii="Symbol" w:hAnsi="Symbol" w:hint="default"/>
+      </w:rPr>
+    </w:lvl>
+    <w:lvl w:ilvl="4" w:tplc="04090003" w:tentative="1">
+      <w:start w:val="1"/>
+      <w:numFmt w:val="bullet"/>
+      <w:lvlText w:val="o"/>
+      <w:lvlJc w:val="left"/>
+      <w:pPr>
+        <w:ind w:left="4320" w:hanging="360"/>
+      </w:pPr>
+      <w:rPr>
+        <w:rFonts w:ascii="Courier New" w:hAnsi="Courier New" w:cs="Courier New" w:hint="default"/>
+      </w:rPr>
+    </w:lvl>
+    <w:lvl w:ilvl="5" w:tplc="04090005" w:tentative="1">
+      <w:start w:val="1"/>
+      <w:numFmt w:val="bullet"/>
+      <w:lvlText w:val=""/>
+      <w:lvlJc w:val="left"/>
+      <w:pPr>
+        <w:ind w:left="5040" w:hanging="360"/>
+      </w:pPr>
+      <w:rPr>
+        <w:rFonts w:ascii="Wingdings" w:hAnsi="Wingdings" w:hint="default"/>
+      </w:rPr>
+    </w:lvl>
+    <w:lvl w:ilvl="6" w:tplc="04090001" w:tentative="1">
+      <w:start w:val="1"/>
+      <w:numFmt w:val="bullet"/>
+      <w:lvlText w:val=""/>
+      <w:lvlJc w:val="left"/>
+      <w:pPr>
+        <w:ind w:left="5760" w:hanging="360"/>
+      </w:pPr>
+      <w:rPr>
+        <w:rFonts w:ascii="Symbol" w:hAnsi="Symbol" w:hint="default"/>
+      </w:rPr>
+    </w:lvl>
+    <w:lvl w:ilvl="7" w:tplc="04090003" w:tentative="1">
+      <w:start w:val="1"/>
+      <w:numFmt w:val="bullet"/>
+      <w:lvlText w:val="o"/>
+      <w:lvlJc w:val="left"/>
+      <w:pPr>
+        <w:ind w:left="6480" w:hanging="360"/>
+      </w:pPr>
+      <w:rPr>
+        <w:rFonts w:ascii="Courier New" w:hAnsi="Courier New" w:cs="Courier New" w:hint="default"/>
+      </w:rPr>
+    </w:lvl>
+    <w:lvl w:ilvl="8" w:tplc="04090005" w:tentative="1">
+      <w:start w:val="1"/>
+      <w:numFmt w:val="bullet"/>
+      <w:lvlText w:val=""/>
+      <w:lvlJc w:val="left"/>
+      <w:pPr>
+        <w:ind w:left="7200" w:hanging="360"/>
+      </w:pPr>
+      <w:rPr>
+        <w:rFonts w:ascii="Wingdings" w:hAnsi="Wingdings" w:hint="default"/>
+      </w:rPr>
+    </w:lvl>
+  </w:abstractNum>
+  <w:num w:numId="1" w16cid:durableId="982006478">
+    <w:abstractNumId w:val="0"/>
+  </w:num>
+</w:numbering>
+</file>
+
 <file path=word/styles.xml><?xml version="1.0" encoding="utf-8"?>
-<w:styles xmlns:mc="http://schemas.openxmlformats.org/markup-compatibility/2006" xmlns:r="http://schemas.openxmlformats.org/officeDocument/2006/relationships" xmlns:w="http://schemas.openxmlformats.org/wordprocessingml/2006/main" xmlns:w14="http://schemas.microsoft.com/office/word/2010/wordml" xmlns:w15="http://schemas.microsoft.com/office/word/2012/wordml" xmlns:w16cex="http://schemas.microsoft.com/office/word/2018/wordml/cex" xmlns:w16cid="http://schemas.microsoft.com/office/word/2016/wordml/cid" xmlns:w16="http://schemas.microsoft.com/office/word/2018/wordml" xmlns:w16sdtdh="http://schemas.microsoft.com/office/word/2020/wordml/sdtdatahash" xmlns:w16se="http://schemas.microsoft.com/office/word/2015/wordml/symex" mc:Ignorable="w14 w15 w16se w16cid w16 w16cex w16sdtdh">
+<w:styles xmlns:mc="http://schemas.openxmlformats.org/markup-compatibility/2006" xmlns:r="http://schemas.openxmlformats.org/officeDocument/2006/relationships" xmlns:w="http://schemas.openxmlformats.org/wordprocessingml/2006/main" xmlns:w14="http://schemas.microsoft.com/office/word/2010/wordml" xmlns:w15="http://schemas.microsoft.com/office/word/2012/wordml" xmlns:w16cex="http://schemas.microsoft.com/office/word/2018/wordml/cex" xmlns:w16cid="http://schemas.microsoft.com/office/word/2016/wordml/cid" xmlns:w16="http://schemas.microsoft.com/office/word/2018/wordml" xmlns:w16du="http://schemas.microsoft.com/office/word/2023/wordml/word16du" xmlns:w16sdtdh="http://schemas.microsoft.com/office/word/2020/wordml/sdtdatahash" xmlns:w16sdtfl="http://schemas.microsoft.com/office/word/2024/wordml/sdtformatlock" xmlns:w16se="http://schemas.microsoft.com/office/word/2015/wordml/symex" mc:Ignorable="w14 w15 w16se w16cid w16 w16cex w16sdtdh w16sdtfl w16du">
   <w:docDefaults>
     <w:rPrDefault>
       <w:rPr>
@@ -187,7 +2118,7 @@
     <w:lsdException w:name="Table Web 2" w:semiHidden="1" w:unhideWhenUsed="1"/>
     <w:lsdException w:name="Table Web 3" w:semiHidden="1" w:unhideWhenUsed="1"/>
     <w:lsdException w:name="Balloon Text" w:semiHidden="1" w:unhideWhenUsed="1"/>
-    <w:lsdException w:name="Table Grid" w:uiPriority="39"/>
+    <w:lsdException w:name="Table Grid" w:uiPriority="59"/>
     <w:lsdException w:name="Table Theme" w:semiHidden="1" w:unhideWhenUsed="1"/>
     <w:lsdException w:name="Placeholder Text" w:semiHidden="1"/>
     <w:lsdException w:name="No Spacing" w:uiPriority="1" w:qFormat="1"/>
@@ -860,7 +2791,9 @@
   </w:style>
   <w:style w:type="paragraph" w:styleId="ListParagraph">
     <w:name w:val="List Paragraph"/>
+    <w:aliases w:val="bullet 1,bullet,List Paragraph11,List Paragraph2,Pictures"/>
     <w:basedOn w:val="Normal"/>
+    <w:link w:val="ListParagraphChar"/>
     <w:uiPriority w:val="34"/>
     <w:qFormat/>
     <w:rsid w:val="00C60E8A"/>
@@ -929,6 +2862,41 @@
       <w:color w:val="0F4761" w:themeColor="accent1" w:themeShade="BF"/>
       <w:spacing w:val="5"/>
     </w:rPr>
+  </w:style>
+  <w:style w:type="table" w:styleId="TableGrid">
+    <w:name w:val="Table Grid"/>
+    <w:basedOn w:val="TableNormal"/>
+    <w:uiPriority w:val="59"/>
+    <w:rsid w:val="00557C8E"/>
+    <w:pPr>
+      <w:spacing w:after="0" w:line="240" w:lineRule="auto"/>
+    </w:pPr>
+    <w:rPr>
+      <w:rFonts w:eastAsia="Times New Roman" w:cs="Times New Roman"/>
+      <w:kern w:val="0"/>
+      <w:sz w:val="20"/>
+      <w:szCs w:val="20"/>
+      <w:lang w:val="vi-VN" w:eastAsia="vi-VN"/>
+      <w14:ligatures w14:val="none"/>
+    </w:rPr>
+    <w:tblPr>
+      <w:tblBorders>
+        <w:top w:val="single" w:sz="4" w:space="0" w:color="auto"/>
+        <w:left w:val="single" w:sz="4" w:space="0" w:color="auto"/>
+        <w:bottom w:val="single" w:sz="4" w:space="0" w:color="auto"/>
+        <w:right w:val="single" w:sz="4" w:space="0" w:color="auto"/>
+        <w:insideH w:val="single" w:sz="4" w:space="0" w:color="auto"/>
+        <w:insideV w:val="single" w:sz="4" w:space="0" w:color="auto"/>
+      </w:tblBorders>
+    </w:tblPr>
+  </w:style>
+  <w:style w:type="character" w:customStyle="1" w:styleId="ListParagraphChar">
+    <w:name w:val="List Paragraph Char"/>
+    <w:aliases w:val="bullet 1 Char,bullet Char,List Paragraph11 Char,List Paragraph2 Char,Pictures Char"/>
+    <w:basedOn w:val="DefaultParagraphFont"/>
+    <w:link w:val="ListParagraph"/>
+    <w:uiPriority w:val="34"/>
+    <w:rsid w:val="00557C8E"/>
   </w:style>
 </w:styles>
 </file>

--- a/QTQLĐT&HTQT03/QTQLĐT&HTQT03BM36.docx
+++ b/QTQLĐT&HTQT03/QTQLĐT&HTQT03BM36.docx
@@ -447,7 +447,25 @@
           <w:sz w:val="26"/>
           <w:szCs w:val="26"/>
         </w:rPr>
-        <w:t>[[]]</w:t>
+        <w:t>[[</w:t>
+      </w:r>
+      <w:r>
+        <w:rPr>
+          <w:b/>
+          <w:color w:val="000000" w:themeColor="text1"/>
+          <w:sz w:val="26"/>
+          <w:szCs w:val="26"/>
+        </w:rPr>
+        <w:t>Nam</w:t>
+      </w:r>
+      <w:r>
+        <w:rPr>
+          <w:b/>
+          <w:color w:val="000000" w:themeColor="text1"/>
+          <w:sz w:val="26"/>
+          <w:szCs w:val="26"/>
+        </w:rPr>
+        <w:t>]]</w:t>
       </w:r>
       <w:r>
         <w:rPr>
@@ -505,7 +523,25 @@
           <w:sz w:val="26"/>
           <w:szCs w:val="26"/>
         </w:rPr>
-        <w:t>[[NamBoiDuong]]</w:t>
+        <w:t>[[</w:t>
+      </w:r>
+      <w:r>
+        <w:rPr>
+          <w:bCs/>
+          <w:color w:val="000000" w:themeColor="text1"/>
+          <w:sz w:val="26"/>
+          <w:szCs w:val="26"/>
+        </w:rPr>
+        <w:t>Nam</w:t>
+      </w:r>
+      <w:r>
+        <w:rPr>
+          <w:bCs/>
+          <w:color w:val="000000" w:themeColor="text1"/>
+          <w:sz w:val="26"/>
+          <w:szCs w:val="26"/>
+        </w:rPr>
+        <w:t>]]</w:t>
       </w:r>
       <w:r>
         <w:rPr>
@@ -1491,7 +1527,25 @@
                 <w:szCs w:val="22"/>
                 <w:lang w:val="en-US"/>
               </w:rPr>
-              <w:t>[[DT.STT]]</w:t>
+              <w:t>[[</w:t>
+            </w:r>
+            <w:r>
+              <w:rPr>
+                <w:color w:val="000000" w:themeColor="text1"/>
+                <w:sz w:val="22"/>
+                <w:szCs w:val="22"/>
+                <w:lang w:val="en-US"/>
+              </w:rPr>
+              <w:t>HV</w:t>
+            </w:r>
+            <w:r>
+              <w:rPr>
+                <w:color w:val="000000" w:themeColor="text1"/>
+                <w:sz w:val="22"/>
+                <w:szCs w:val="22"/>
+                <w:lang w:val="en-US"/>
+              </w:rPr>
+              <w:t>.STT]]</w:t>
             </w:r>
           </w:p>
         </w:tc>
@@ -1517,7 +1571,43 @@
                 <w:szCs w:val="22"/>
                 <w:lang w:val="en-US"/>
               </w:rPr>
-              <w:t>[[DT.HoTen]]</w:t>
+              <w:t>[[</w:t>
+            </w:r>
+            <w:r>
+              <w:rPr>
+                <w:color w:val="000000" w:themeColor="text1"/>
+                <w:sz w:val="22"/>
+                <w:szCs w:val="22"/>
+                <w:lang w:val="en-US"/>
+              </w:rPr>
+              <w:t>HV</w:t>
+            </w:r>
+            <w:r>
+              <w:rPr>
+                <w:color w:val="000000" w:themeColor="text1"/>
+                <w:sz w:val="22"/>
+                <w:szCs w:val="22"/>
+                <w:lang w:val="en-US"/>
+              </w:rPr>
+              <w:t>.HoTen</w:t>
+            </w:r>
+            <w:r>
+              <w:rPr>
+                <w:color w:val="000000" w:themeColor="text1"/>
+                <w:sz w:val="22"/>
+                <w:szCs w:val="22"/>
+                <w:lang w:val="en-US"/>
+              </w:rPr>
+              <w:t>HV</w:t>
+            </w:r>
+            <w:r>
+              <w:rPr>
+                <w:color w:val="000000" w:themeColor="text1"/>
+                <w:sz w:val="22"/>
+                <w:szCs w:val="22"/>
+                <w:lang w:val="en-US"/>
+              </w:rPr>
+              <w:t>]]</w:t>
             </w:r>
           </w:p>
         </w:tc>
@@ -1543,7 +1633,43 @@
                 <w:szCs w:val="22"/>
                 <w:lang w:val="en-US"/>
               </w:rPr>
-              <w:t>[[DT.NgaySinh]]</w:t>
+              <w:t>[[</w:t>
+            </w:r>
+            <w:r>
+              <w:rPr>
+                <w:color w:val="000000" w:themeColor="text1"/>
+                <w:sz w:val="22"/>
+                <w:szCs w:val="22"/>
+                <w:lang w:val="en-US"/>
+              </w:rPr>
+              <w:t>HV</w:t>
+            </w:r>
+            <w:r>
+              <w:rPr>
+                <w:color w:val="000000" w:themeColor="text1"/>
+                <w:sz w:val="22"/>
+                <w:szCs w:val="22"/>
+                <w:lang w:val="en-US"/>
+              </w:rPr>
+              <w:t>.NgaySinh</w:t>
+            </w:r>
+            <w:r>
+              <w:rPr>
+                <w:color w:val="000000" w:themeColor="text1"/>
+                <w:sz w:val="22"/>
+                <w:szCs w:val="22"/>
+                <w:lang w:val="en-US"/>
+              </w:rPr>
+              <w:t>HV</w:t>
+            </w:r>
+            <w:r>
+              <w:rPr>
+                <w:color w:val="000000" w:themeColor="text1"/>
+                <w:sz w:val="22"/>
+                <w:szCs w:val="22"/>
+                <w:lang w:val="en-US"/>
+              </w:rPr>
+              <w:t>]]</w:t>
             </w:r>
           </w:p>
         </w:tc>
@@ -1569,7 +1695,70 @@
                 <w:szCs w:val="22"/>
                 <w:lang w:val="en-US"/>
               </w:rPr>
-              <w:t>[[DT.ChucDanh]]</w:t>
+              <w:t>[[</w:t>
+            </w:r>
+            <w:r>
+              <w:rPr>
+                <w:color w:val="000000" w:themeColor="text1"/>
+                <w:sz w:val="22"/>
+                <w:szCs w:val="22"/>
+                <w:lang w:val="en-US"/>
+              </w:rPr>
+              <w:t>HV</w:t>
+            </w:r>
+            <w:r>
+              <w:rPr>
+                <w:color w:val="000000" w:themeColor="text1"/>
+                <w:sz w:val="22"/>
+                <w:szCs w:val="22"/>
+                <w:lang w:val="en-US"/>
+              </w:rPr>
+              <w:t>.C</w:t>
+            </w:r>
+            <w:r>
+              <w:rPr>
+                <w:color w:val="000000" w:themeColor="text1"/>
+                <w:sz w:val="22"/>
+                <w:szCs w:val="22"/>
+                <w:lang w:val="en-US"/>
+              </w:rPr>
+              <w:t>h</w:t>
+            </w:r>
+            <w:r>
+              <w:rPr>
+                <w:color w:val="000000" w:themeColor="text1"/>
+                <w:sz w:val="22"/>
+                <w:szCs w:val="22"/>
+                <w:lang w:val="en-US"/>
+              </w:rPr>
+              <w:t>uc</w:t>
+            </w:r>
+            <w:r>
+              <w:rPr>
+                <w:color w:val="000000" w:themeColor="text1"/>
+                <w:sz w:val="22"/>
+                <w:szCs w:val="22"/>
+                <w:lang w:val="en-US"/>
+              </w:rPr>
+              <w:t>Vu</w:t>
+            </w:r>
+            <w:r>
+              <w:rPr>
+                <w:color w:val="000000" w:themeColor="text1"/>
+                <w:sz w:val="22"/>
+                <w:szCs w:val="22"/>
+                <w:lang w:val="en-US"/>
+              </w:rPr>
+              <w:t>HV</w:t>
+            </w:r>
+            <w:r>
+              <w:rPr>
+                <w:color w:val="000000" w:themeColor="text1"/>
+                <w:sz w:val="22"/>
+                <w:szCs w:val="22"/>
+                <w:lang w:val="en-US"/>
+              </w:rPr>
+              <w:t>]]</w:t>
             </w:r>
           </w:p>
         </w:tc>
@@ -1595,7 +1784,43 @@
                 <w:szCs w:val="22"/>
                 <w:lang w:val="en-US"/>
               </w:rPr>
-              <w:t>[[DT.ChuyenNghanh1]]</w:t>
+              <w:t>[[</w:t>
+            </w:r>
+            <w:r>
+              <w:rPr>
+                <w:color w:val="000000" w:themeColor="text1"/>
+                <w:sz w:val="22"/>
+                <w:szCs w:val="22"/>
+                <w:lang w:val="en-US"/>
+              </w:rPr>
+              <w:t>HV</w:t>
+            </w:r>
+            <w:r>
+              <w:rPr>
+                <w:color w:val="000000" w:themeColor="text1"/>
+                <w:sz w:val="22"/>
+                <w:szCs w:val="22"/>
+                <w:lang w:val="en-US"/>
+              </w:rPr>
+              <w:t>.ChuyenNghanh</w:t>
+            </w:r>
+            <w:r>
+              <w:rPr>
+                <w:color w:val="000000" w:themeColor="text1"/>
+                <w:sz w:val="22"/>
+                <w:szCs w:val="22"/>
+                <w:lang w:val="en-US"/>
+              </w:rPr>
+              <w:t>HV</w:t>
+            </w:r>
+            <w:r>
+              <w:rPr>
+                <w:color w:val="000000" w:themeColor="text1"/>
+                <w:sz w:val="22"/>
+                <w:szCs w:val="22"/>
+                <w:lang w:val="en-US"/>
+              </w:rPr>
+              <w:t>]]</w:t>
             </w:r>
           </w:p>
         </w:tc>
@@ -1621,7 +1846,43 @@
                 <w:szCs w:val="22"/>
                 <w:lang w:val="en-US"/>
               </w:rPr>
-              <w:t>[[DT.TrinhDo]]</w:t>
+              <w:t>[[</w:t>
+            </w:r>
+            <w:r>
+              <w:rPr>
+                <w:color w:val="000000" w:themeColor="text1"/>
+                <w:sz w:val="22"/>
+                <w:szCs w:val="22"/>
+                <w:lang w:val="en-US"/>
+              </w:rPr>
+              <w:t>HV</w:t>
+            </w:r>
+            <w:r>
+              <w:rPr>
+                <w:color w:val="000000" w:themeColor="text1"/>
+                <w:sz w:val="22"/>
+                <w:szCs w:val="22"/>
+                <w:lang w:val="en-US"/>
+              </w:rPr>
+              <w:t>.</w:t>
+            </w:r>
+            <w:r>
+              <w:rPr>
+                <w:color w:val="000000" w:themeColor="text1"/>
+                <w:sz w:val="22"/>
+                <w:szCs w:val="22"/>
+                <w:lang w:val="en-US"/>
+              </w:rPr>
+              <w:t>TrinhDoChuyenMonHV</w:t>
+            </w:r>
+            <w:r>
+              <w:rPr>
+                <w:color w:val="000000" w:themeColor="text1"/>
+                <w:sz w:val="22"/>
+                <w:szCs w:val="22"/>
+                <w:lang w:val="en-US"/>
+              </w:rPr>
+              <w:t>]]</w:t>
             </w:r>
           </w:p>
         </w:tc>
@@ -1647,7 +1908,25 @@
                 <w:szCs w:val="22"/>
                 <w:lang w:val="en-US"/>
               </w:rPr>
-              <w:t>[[DT.ViTriViecLam]]</w:t>
+              <w:t>[[</w:t>
+            </w:r>
+            <w:r>
+              <w:rPr>
+                <w:color w:val="000000" w:themeColor="text1"/>
+                <w:sz w:val="22"/>
+                <w:szCs w:val="22"/>
+                <w:lang w:val="en-US"/>
+              </w:rPr>
+              <w:t>HV</w:t>
+            </w:r>
+            <w:r>
+              <w:rPr>
+                <w:color w:val="000000" w:themeColor="text1"/>
+                <w:sz w:val="22"/>
+                <w:szCs w:val="22"/>
+                <w:lang w:val="en-US"/>
+              </w:rPr>
+              <w:t>.ViTriViecLam]]</w:t>
             </w:r>
           </w:p>
         </w:tc>
@@ -1673,7 +1952,25 @@
                 <w:szCs w:val="22"/>
                 <w:lang w:val="en-US"/>
               </w:rPr>
-              <w:t>[[DT.DVi]]</w:t>
+              <w:t>[[HV.DonVi</w:t>
+            </w:r>
+            <w:r>
+              <w:rPr>
+                <w:color w:val="000000" w:themeColor="text1"/>
+                <w:sz w:val="22"/>
+                <w:szCs w:val="22"/>
+                <w:lang w:val="en-US"/>
+              </w:rPr>
+              <w:t>HV</w:t>
+            </w:r>
+            <w:r>
+              <w:rPr>
+                <w:color w:val="000000" w:themeColor="text1"/>
+                <w:sz w:val="22"/>
+                <w:szCs w:val="22"/>
+                <w:lang w:val="en-US"/>
+              </w:rPr>
+              <w:t>]]</w:t>
             </w:r>
           </w:p>
         </w:tc>
@@ -1699,7 +1996,43 @@
                 <w:szCs w:val="22"/>
                 <w:lang w:val="en-US"/>
               </w:rPr>
-              <w:t>[[DT.TrinhDo]]</w:t>
+              <w:t>[[</w:t>
+            </w:r>
+            <w:r>
+              <w:rPr>
+                <w:color w:val="000000" w:themeColor="text1"/>
+                <w:sz w:val="22"/>
+                <w:szCs w:val="22"/>
+                <w:lang w:val="en-US"/>
+              </w:rPr>
+              <w:t>HV</w:t>
+            </w:r>
+            <w:r>
+              <w:rPr>
+                <w:color w:val="000000" w:themeColor="text1"/>
+                <w:sz w:val="22"/>
+                <w:szCs w:val="22"/>
+                <w:lang w:val="en-US"/>
+              </w:rPr>
+              <w:t>.TrinhDo</w:t>
+            </w:r>
+            <w:r>
+              <w:rPr>
+                <w:color w:val="000000" w:themeColor="text1"/>
+                <w:sz w:val="22"/>
+                <w:szCs w:val="22"/>
+                <w:lang w:val="en-US"/>
+              </w:rPr>
+              <w:t>NangCao</w:t>
+            </w:r>
+            <w:r>
+              <w:rPr>
+                <w:color w:val="000000" w:themeColor="text1"/>
+                <w:sz w:val="22"/>
+                <w:szCs w:val="22"/>
+                <w:lang w:val="en-US"/>
+              </w:rPr>
+              <w:t>]]</w:t>
             </w:r>
           </w:p>
         </w:tc>
@@ -1725,7 +2058,34 @@
                 <w:szCs w:val="22"/>
                 <w:lang w:val="en-US"/>
               </w:rPr>
-              <w:t>[[DT.ChuyenNganh2]]</w:t>
+              <w:t>[</w:t>
+            </w:r>
+            <w:r>
+              <w:rPr>
+                <w:color w:val="000000" w:themeColor="text1"/>
+                <w:sz w:val="22"/>
+                <w:szCs w:val="22"/>
+                <w:lang w:val="en-US"/>
+              </w:rPr>
+              <w:t>[</w:t>
+            </w:r>
+            <w:r>
+              <w:rPr>
+                <w:color w:val="000000" w:themeColor="text1"/>
+                <w:sz w:val="22"/>
+                <w:szCs w:val="22"/>
+                <w:lang w:val="en-US"/>
+              </w:rPr>
+              <w:t>HV.</w:t>
+            </w:r>
+            <w:r>
+              <w:rPr>
+                <w:color w:val="000000" w:themeColor="text1"/>
+                <w:sz w:val="22"/>
+                <w:szCs w:val="22"/>
+                <w:lang w:val="en-US"/>
+              </w:rPr>
+              <w:t>ChuyenNganh]]</w:t>
             </w:r>
           </w:p>
         </w:tc>
@@ -1751,7 +2111,43 @@
                 <w:szCs w:val="22"/>
                 <w:lang w:val="en-US"/>
               </w:rPr>
-              <w:t>[[DT.CSDT]]</w:t>
+              <w:t>[[</w:t>
+            </w:r>
+            <w:r>
+              <w:rPr>
+                <w:color w:val="000000" w:themeColor="text1"/>
+                <w:sz w:val="22"/>
+                <w:szCs w:val="22"/>
+                <w:lang w:val="en-US"/>
+              </w:rPr>
+              <w:t>HV</w:t>
+            </w:r>
+            <w:r>
+              <w:rPr>
+                <w:color w:val="000000" w:themeColor="text1"/>
+                <w:sz w:val="22"/>
+                <w:szCs w:val="22"/>
+                <w:lang w:val="en-US"/>
+              </w:rPr>
+              <w:t>.</w:t>
+            </w:r>
+            <w:r>
+              <w:rPr>
+                <w:color w:val="000000" w:themeColor="text1"/>
+                <w:sz w:val="22"/>
+                <w:szCs w:val="22"/>
+                <w:lang w:val="en-US"/>
+              </w:rPr>
+              <w:t>CoSoDaoTao</w:t>
+            </w:r>
+            <w:r>
+              <w:rPr>
+                <w:color w:val="000000" w:themeColor="text1"/>
+                <w:sz w:val="22"/>
+                <w:szCs w:val="22"/>
+                <w:lang w:val="en-US"/>
+              </w:rPr>
+              <w:t>]]</w:t>
             </w:r>
           </w:p>
         </w:tc>
@@ -1777,7 +2173,34 @@
                 <w:szCs w:val="22"/>
                 <w:lang w:val="en-US"/>
               </w:rPr>
-              <w:t>[[DT.DuKien]]</w:t>
+              <w:t>[[</w:t>
+            </w:r>
+            <w:r>
+              <w:rPr>
+                <w:color w:val="000000" w:themeColor="text1"/>
+                <w:sz w:val="22"/>
+                <w:szCs w:val="22"/>
+                <w:lang w:val="en-US"/>
+              </w:rPr>
+              <w:t>HV.</w:t>
+            </w:r>
+            <w:r>
+              <w:rPr>
+                <w:color w:val="000000" w:themeColor="text1"/>
+                <w:sz w:val="22"/>
+                <w:szCs w:val="22"/>
+                <w:lang w:val="en-US"/>
+              </w:rPr>
+              <w:t>NgayKhaiGiang</w:t>
+            </w:r>
+            <w:r>
+              <w:rPr>
+                <w:color w:val="000000" w:themeColor="text1"/>
+                <w:sz w:val="22"/>
+                <w:szCs w:val="22"/>
+                <w:lang w:val="en-US"/>
+              </w:rPr>
+              <w:t>]]</w:t>
             </w:r>
           </w:p>
         </w:tc>
@@ -1803,7 +2226,25 @@
                 <w:szCs w:val="22"/>
                 <w:lang w:val="en-US"/>
               </w:rPr>
-              <w:t>[[DT.GhiChu]]</w:t>
+              <w:t>[[</w:t>
+            </w:r>
+            <w:r>
+              <w:rPr>
+                <w:color w:val="000000" w:themeColor="text1"/>
+                <w:sz w:val="22"/>
+                <w:szCs w:val="22"/>
+                <w:lang w:val="en-US"/>
+              </w:rPr>
+              <w:t>HV</w:t>
+            </w:r>
+            <w:r>
+              <w:rPr>
+                <w:color w:val="000000" w:themeColor="text1"/>
+                <w:sz w:val="22"/>
+                <w:szCs w:val="22"/>
+                <w:lang w:val="en-US"/>
+              </w:rPr>
+              <w:t>.GhiChu]]</w:t>
             </w:r>
           </w:p>
         </w:tc>
